--- a/DOC/N15_4_ApplicationDevelopment_OOAD_v1.docx
+++ b/DOC/N15_4_ApplicationDevelopment_OOAD_v1.docx
@@ -1,6 +1,6 @@
 
 <file path=word/document.xml><?xml version="1.0" encoding="utf-8"?>
-<w:document xmlns:wpc="http://schemas.microsoft.com/office/word/2010/wordprocessingCanvas" xmlns:cx="http://schemas.microsoft.com/office/drawing/2014/chartex" xmlns:cx1="http://schemas.microsoft.com/office/drawing/2015/9/8/chartex" xmlns:cx2="http://schemas.microsoft.com/office/drawing/2015/10/21/chartex" xmlns:cx3="http://schemas.microsoft.com/office/drawing/2016/5/9/chartex" xmlns:cx4="http://schemas.microsoft.com/office/drawing/2016/5/10/chartex" xmlns:cx5="http://schemas.microsoft.com/office/drawing/2016/5/11/chartex" xmlns:cx6="http://schemas.microsoft.com/office/drawing/2016/5/12/chartex" xmlns:cx7="http://schemas.microsoft.com/office/drawing/2016/5/13/chartex" xmlns:cx8="http://schemas.microsoft.com/office/drawing/2016/5/14/chartex" xmlns:mc="http://schemas.openxmlformats.org/markup-compatibility/2006" xmlns:aink="http://schemas.microsoft.com/office/drawing/2016/ink" xmlns:am3d="http://schemas.microsoft.com/office/drawing/2017/model3d" xmlns:o="urn:schemas-microsoft-com:office:office" xmlns:oel="http://schemas.microsoft.com/office/2019/extlst" xmlns:r="http://schemas.openxmlformats.org/officeDocument/2006/relationships" xmlns:m="http://schemas.openxmlformats.org/officeDocument/2006/math" xmlns:v="urn:schemas-microsoft-com:vml" xmlns:wp14="http://schemas.microsoft.com/office/word/2010/wordprocessingDrawing" xmlns:wp="http://schemas.openxmlformats.org/drawingml/2006/wordprocessingDrawing" xmlns:w10="urn:schemas-microsoft-com:office:word" xmlns:w="http://schemas.openxmlformats.org/wordprocessingml/2006/main" xmlns:w14="http://schemas.microsoft.com/office/word/2010/wordml" xmlns:w15="http://schemas.microsoft.com/office/word/2012/wordml" xmlns:w16cex="http://schemas.microsoft.com/office/word/2018/wordml/cex" xmlns:w16cid="http://schemas.microsoft.com/office/word/2016/wordml/cid" xmlns:w16="http://schemas.microsoft.com/office/word/2018/wordml" xmlns:w16du="http://schemas.microsoft.com/office/word/2023/wordml/word16du" xmlns:w16sdtdh="http://schemas.microsoft.com/office/word/2020/wordml/sdtdatahash" xmlns:w16sdtfl="http://schemas.microsoft.com/office/word/2024/wordml/sdtformatlock" xmlns:w16se="http://schemas.microsoft.com/office/word/2015/wordml/symex" xmlns:wpg="http://schemas.microsoft.com/office/word/2010/wordprocessingGroup" xmlns:wpi="http://schemas.microsoft.com/office/word/2010/wordprocessingInk" xmlns:wne="http://schemas.microsoft.com/office/word/2006/wordml" xmlns:wps="http://schemas.microsoft.com/office/word/2010/wordprocessingShape" mc:Ignorable="w14 w15 w16se w16cid w16 w16cex w16sdtdh w16sdtfl w16du wp14">
+<w:document xmlns:wpc="http://schemas.microsoft.com/office/word/2010/wordprocessingCanvas" xmlns:cx="http://schemas.microsoft.com/office/drawing/2014/chartex" xmlns:cx1="http://schemas.microsoft.com/office/drawing/2015/9/8/chartex" xmlns:cx2="http://schemas.microsoft.com/office/drawing/2015/10/21/chartex" xmlns:cx3="http://schemas.microsoft.com/office/drawing/2016/5/9/chartex" xmlns:cx4="http://schemas.microsoft.com/office/drawing/2016/5/10/chartex" xmlns:cx5="http://schemas.microsoft.com/office/drawing/2016/5/11/chartex" xmlns:cx6="http://schemas.microsoft.com/office/drawing/2016/5/12/chartex" xmlns:cx7="http://schemas.microsoft.com/office/drawing/2016/5/13/chartex" xmlns:cx8="http://schemas.microsoft.com/office/drawing/2016/5/14/chartex" xmlns:mc="http://schemas.openxmlformats.org/markup-compatibility/2006" xmlns:aink="http://schemas.microsoft.com/office/drawing/2016/ink" xmlns:am3d="http://schemas.microsoft.com/office/drawing/2017/model3d" xmlns:o="urn:schemas-microsoft-com:office:office" xmlns:oel="http://schemas.microsoft.com/office/2019/extlst" xmlns:r="http://schemas.openxmlformats.org/officeDocument/2006/relationships" xmlns:m="http://schemas.openxmlformats.org/officeDocument/2006/math" xmlns:v="urn:schemas-microsoft-com:vml" xmlns:wp14="http://schemas.microsoft.com/office/word/2010/wordprocessingDrawing" xmlns:wp="http://schemas.openxmlformats.org/drawingml/2006/wordprocessingDrawing" xmlns:w10="urn:schemas-microsoft-com:office:word" xmlns:w="http://schemas.openxmlformats.org/wordprocessingml/2006/main" xmlns:w14="http://schemas.microsoft.com/office/word/2010/wordml" xmlns:w15="http://schemas.microsoft.com/office/word/2012/wordml" xmlns:w16cex="http://schemas.microsoft.com/office/word/2018/wordml/cex" xmlns:w16cid="http://schemas.microsoft.com/office/word/2016/wordml/cid" xmlns:w16="http://schemas.microsoft.com/office/word/2018/wordml" xmlns:w16sdtdh="http://schemas.microsoft.com/office/word/2020/wordml/sdtdatahash" xmlns:w16se="http://schemas.microsoft.com/office/word/2015/wordml/symex" xmlns:wpg="http://schemas.microsoft.com/office/word/2010/wordprocessingGroup" xmlns:wpi="http://schemas.microsoft.com/office/word/2010/wordprocessingInk" xmlns:wne="http://schemas.microsoft.com/office/word/2006/wordml" xmlns:wps="http://schemas.microsoft.com/office/word/2010/wordprocessingShape" mc:Ignorable="w14 w15 w16se w16cid w16 w16cex w16sdtdh wp14">
   <w:body>
     <w:p>
       <w:pPr>
@@ -132,7 +132,25 @@
           <w:sz w:val="26"/>
           <w:szCs w:val="26"/>
         </w:rPr>
-        <w:t>Đặng Đình An (Nhóm trưởng)</w:t>
+        <w:t xml:space="preserve">Đặng Đình </w:t>
+      </w:r>
+      <w:proofErr w:type="gramStart"/>
+      <w:r>
+        <w:rPr>
+          <w:color w:val="FF0000"/>
+          <w:sz w:val="26"/>
+          <w:szCs w:val="26"/>
+        </w:rPr>
+        <w:t>An</w:t>
+      </w:r>
+      <w:proofErr w:type="gramEnd"/>
+      <w:r>
+        <w:rPr>
+          <w:color w:val="FF0000"/>
+          <w:sz w:val="26"/>
+          <w:szCs w:val="26"/>
+        </w:rPr>
+        <w:t xml:space="preserve"> (Nhóm trưởng)</w:t>
       </w:r>
     </w:p>
     <w:p>
@@ -412,7 +430,7 @@
     </w:p>
     <w:p>
       <w:pPr>
-        <w:pStyle w:val="oancuaDanhsach"/>
+        <w:pStyle w:val="ListParagraph"/>
         <w:numPr>
           <w:ilvl w:val="0"/>
           <w:numId w:val="9"/>
@@ -485,7 +503,7 @@
     </w:p>
     <w:p>
       <w:pPr>
-        <w:pStyle w:val="oancuaDanhsach"/>
+        <w:pStyle w:val="ListParagraph"/>
         <w:numPr>
           <w:ilvl w:val="0"/>
           <w:numId w:val="9"/>
@@ -523,7 +541,7 @@
     </w:p>
     <w:p>
       <w:pPr>
-        <w:pStyle w:val="ThngthngWeb"/>
+        <w:pStyle w:val="NormalWeb"/>
         <w:numPr>
           <w:ilvl w:val="1"/>
           <w:numId w:val="9"/>
@@ -547,7 +565,7 @@
     </w:p>
     <w:p>
       <w:pPr>
-        <w:pStyle w:val="ThngthngWeb"/>
+        <w:pStyle w:val="NormalWeb"/>
         <w:numPr>
           <w:ilvl w:val="1"/>
           <w:numId w:val="9"/>
@@ -571,7 +589,7 @@
     </w:p>
     <w:p>
       <w:pPr>
-        <w:pStyle w:val="ThngthngWeb"/>
+        <w:pStyle w:val="NormalWeb"/>
         <w:shd w:val="clear" w:color="auto" w:fill="FFFFFF"/>
         <w:spacing w:before="180" w:beforeAutospacing="0" w:after="180" w:afterAutospacing="0" w:line="299" w:lineRule="atLeast"/>
         <w:ind w:left="760"/>
@@ -584,7 +602,7 @@
     </w:p>
     <w:p>
       <w:pPr>
-        <w:pStyle w:val="ThngthngWeb"/>
+        <w:pStyle w:val="NormalWeb"/>
         <w:shd w:val="clear" w:color="auto" w:fill="FFFFFF"/>
         <w:spacing w:before="180" w:beforeAutospacing="0" w:after="180" w:afterAutospacing="0" w:line="299" w:lineRule="atLeast"/>
         <w:rPr>
@@ -600,7 +618,16 @@
           <w:sz w:val="26"/>
           <w:szCs w:val="26"/>
         </w:rPr>
-        <w:t>Ví dụ :</w:t>
+        <w:t xml:space="preserve">Ví </w:t>
+      </w:r>
+      <w:proofErr w:type="gramStart"/>
+      <w:r>
+        <w:rPr>
+          <w:color w:val="FF0000"/>
+          <w:sz w:val="26"/>
+          <w:szCs w:val="26"/>
+        </w:rPr>
+        <w:t>dụ :</w:t>
       </w:r>
       <w:r>
         <w:rPr>
@@ -608,7 +635,16 @@
           <w:sz w:val="26"/>
           <w:szCs w:val="26"/>
         </w:rPr>
-        <w:t xml:space="preserve">Thực thể </w:t>
+        <w:t>Thực</w:t>
+      </w:r>
+      <w:proofErr w:type="gramEnd"/>
+      <w:r>
+        <w:rPr>
+          <w:color w:val="FF0000"/>
+          <w:sz w:val="26"/>
+          <w:szCs w:val="26"/>
+        </w:rPr>
+        <w:t xml:space="preserve"> thể </w:t>
       </w:r>
       <w:r>
         <w:rPr>
@@ -622,7 +658,7 @@
     </w:p>
     <w:p>
       <w:pPr>
-        <w:pStyle w:val="Chuthich"/>
+        <w:pStyle w:val="Caption"/>
         <w:jc w:val="center"/>
         <w:rPr>
           <w:rFonts w:ascii="Times New Roman" w:hAnsi="Times New Roman" w:cs="Times New Roman"/>
@@ -691,7 +727,7 @@
     </w:p>
     <w:tbl>
       <w:tblPr>
-        <w:tblStyle w:val="LiBang"/>
+        <w:tblStyle w:val="TableGrid"/>
         <w:tblW w:w="0" w:type="auto"/>
         <w:tblLook w:val="04A0" w:firstRow="1" w:lastRow="0" w:firstColumn="1" w:lastColumn="0" w:noHBand="0" w:noVBand="1"/>
       </w:tblPr>
@@ -2264,13 +2300,23 @@
                 <w:szCs w:val="26"/>
               </w:rPr>
             </w:pPr>
-            <w:r>
-              <w:rPr>
-                <w:rFonts w:ascii="Times New Roman" w:hAnsi="Times New Roman"/>
-                <w:sz w:val="26"/>
-                <w:szCs w:val="26"/>
-              </w:rPr>
-              <w:t>setMaNV(string manv)</w:t>
+            <w:proofErr w:type="gramStart"/>
+            <w:r>
+              <w:rPr>
+                <w:rFonts w:ascii="Times New Roman" w:hAnsi="Times New Roman"/>
+                <w:sz w:val="26"/>
+                <w:szCs w:val="26"/>
+              </w:rPr>
+              <w:t>setMaNV(</w:t>
+            </w:r>
+            <w:proofErr w:type="gramEnd"/>
+            <w:r>
+              <w:rPr>
+                <w:rFonts w:ascii="Times New Roman" w:hAnsi="Times New Roman"/>
+                <w:sz w:val="26"/>
+                <w:szCs w:val="26"/>
+              </w:rPr>
+              <w:t>string manv)</w:t>
             </w:r>
           </w:p>
         </w:tc>
@@ -2329,8 +2375,18 @@
                 <w:sz w:val="26"/>
                 <w:szCs w:val="26"/>
               </w:rPr>
-              <w:t>Phát sinh day số theo quy luật…..</w:t>
-            </w:r>
+              <w:t>Phát sinh day số theo quy luật</w:t>
+            </w:r>
+            <w:proofErr w:type="gramStart"/>
+            <w:r>
+              <w:rPr>
+                <w:rFonts w:ascii="Times New Roman" w:hAnsi="Times New Roman"/>
+                <w:sz w:val="26"/>
+                <w:szCs w:val="26"/>
+              </w:rPr>
+              <w:t>…..</w:t>
+            </w:r>
+            <w:proofErr w:type="gramEnd"/>
           </w:p>
         </w:tc>
         <w:tc>
@@ -2339,7 +2395,7 @@
           </w:tcPr>
           <w:p>
             <w:pPr>
-              <w:pStyle w:val="oancuaDanhsach"/>
+              <w:pStyle w:val="ListParagraph"/>
               <w:tabs>
                 <w:tab w:val="center" w:pos="1701"/>
                 <w:tab w:val="center" w:pos="4536"/>
@@ -2413,13 +2469,23 @@
                 <w:szCs w:val="26"/>
               </w:rPr>
             </w:pPr>
-            <w:r>
-              <w:rPr>
-                <w:rFonts w:ascii="Times New Roman" w:hAnsi="Times New Roman"/>
-                <w:sz w:val="26"/>
-                <w:szCs w:val="26"/>
-              </w:rPr>
-              <w:t>setHoTen(string hoten)</w:t>
+            <w:proofErr w:type="gramStart"/>
+            <w:r>
+              <w:rPr>
+                <w:rFonts w:ascii="Times New Roman" w:hAnsi="Times New Roman"/>
+                <w:sz w:val="26"/>
+                <w:szCs w:val="26"/>
+              </w:rPr>
+              <w:t>setHoTen(</w:t>
+            </w:r>
+            <w:proofErr w:type="gramEnd"/>
+            <w:r>
+              <w:rPr>
+                <w:rFonts w:ascii="Times New Roman" w:hAnsi="Times New Roman"/>
+                <w:sz w:val="26"/>
+                <w:szCs w:val="26"/>
+              </w:rPr>
+              <w:t>string hoten)</w:t>
             </w:r>
           </w:p>
         </w:tc>
@@ -2460,7 +2526,7 @@
           </w:tcPr>
           <w:p>
             <w:pPr>
-              <w:pStyle w:val="oancuaDanhsach"/>
+              <w:pStyle w:val="ListParagraph"/>
               <w:tabs>
                 <w:tab w:val="center" w:pos="1701"/>
                 <w:tab w:val="center" w:pos="4536"/>
@@ -2490,7 +2556,7 @@
           </w:tcPr>
           <w:p>
             <w:pPr>
-              <w:pStyle w:val="oancuaDanhsach"/>
+              <w:pStyle w:val="ListParagraph"/>
               <w:tabs>
                 <w:tab w:val="center" w:pos="1701"/>
                 <w:tab w:val="center" w:pos="4536"/>
@@ -2564,13 +2630,23 @@
                 <w:szCs w:val="26"/>
               </w:rPr>
             </w:pPr>
-            <w:r>
-              <w:rPr>
-                <w:rFonts w:ascii="Times New Roman" w:hAnsi="Times New Roman"/>
-                <w:sz w:val="26"/>
-                <w:szCs w:val="26"/>
-              </w:rPr>
-              <w:t>setNgaySinh(datetime ngaysinh)</w:t>
+            <w:proofErr w:type="gramStart"/>
+            <w:r>
+              <w:rPr>
+                <w:rFonts w:ascii="Times New Roman" w:hAnsi="Times New Roman"/>
+                <w:sz w:val="26"/>
+                <w:szCs w:val="26"/>
+              </w:rPr>
+              <w:t>setNgaySinh(</w:t>
+            </w:r>
+            <w:proofErr w:type="gramEnd"/>
+            <w:r>
+              <w:rPr>
+                <w:rFonts w:ascii="Times New Roman" w:hAnsi="Times New Roman"/>
+                <w:sz w:val="26"/>
+                <w:szCs w:val="26"/>
+              </w:rPr>
+              <w:t>datetime ngaysinh)</w:t>
             </w:r>
           </w:p>
         </w:tc>
@@ -2611,7 +2687,7 @@
           </w:tcPr>
           <w:p>
             <w:pPr>
-              <w:pStyle w:val="oancuaDanhsach"/>
+              <w:pStyle w:val="ListParagraph"/>
               <w:tabs>
                 <w:tab w:val="center" w:pos="1701"/>
                 <w:tab w:val="center" w:pos="4536"/>
@@ -2641,7 +2717,7 @@
           </w:tcPr>
           <w:p>
             <w:pPr>
-              <w:pStyle w:val="oancuaDanhsach"/>
+              <w:pStyle w:val="ListParagraph"/>
               <w:tabs>
                 <w:tab w:val="center" w:pos="1701"/>
                 <w:tab w:val="center" w:pos="4536"/>
@@ -2715,13 +2791,23 @@
                 <w:szCs w:val="26"/>
               </w:rPr>
             </w:pPr>
-            <w:r>
-              <w:rPr>
-                <w:rFonts w:ascii="Times New Roman" w:hAnsi="Times New Roman"/>
-                <w:sz w:val="26"/>
-                <w:szCs w:val="26"/>
-              </w:rPr>
-              <w:t>setDiaChi(string diachi)</w:t>
+            <w:proofErr w:type="gramStart"/>
+            <w:r>
+              <w:rPr>
+                <w:rFonts w:ascii="Times New Roman" w:hAnsi="Times New Roman"/>
+                <w:sz w:val="26"/>
+                <w:szCs w:val="26"/>
+              </w:rPr>
+              <w:t>setDiaChi(</w:t>
+            </w:r>
+            <w:proofErr w:type="gramEnd"/>
+            <w:r>
+              <w:rPr>
+                <w:rFonts w:ascii="Times New Roman" w:hAnsi="Times New Roman"/>
+                <w:sz w:val="26"/>
+                <w:szCs w:val="26"/>
+              </w:rPr>
+              <w:t>string diachi)</w:t>
             </w:r>
           </w:p>
         </w:tc>
@@ -2762,7 +2848,7 @@
           </w:tcPr>
           <w:p>
             <w:pPr>
-              <w:pStyle w:val="oancuaDanhsach"/>
+              <w:pStyle w:val="ListParagraph"/>
               <w:tabs>
                 <w:tab w:val="center" w:pos="1701"/>
                 <w:tab w:val="center" w:pos="4536"/>
@@ -2784,7 +2870,7 @@
           </w:tcPr>
           <w:p>
             <w:pPr>
-              <w:pStyle w:val="oancuaDanhsach"/>
+              <w:pStyle w:val="ListParagraph"/>
               <w:tabs>
                 <w:tab w:val="center" w:pos="1701"/>
                 <w:tab w:val="center" w:pos="4536"/>
@@ -2850,13 +2936,23 @@
                 <w:szCs w:val="26"/>
               </w:rPr>
             </w:pPr>
-            <w:r>
-              <w:rPr>
-                <w:rFonts w:ascii="Times New Roman" w:hAnsi="Times New Roman"/>
-                <w:sz w:val="26"/>
-                <w:szCs w:val="26"/>
-              </w:rPr>
-              <w:t>setNgayVaoLam(datetime ngayvaolam)</w:t>
+            <w:proofErr w:type="gramStart"/>
+            <w:r>
+              <w:rPr>
+                <w:rFonts w:ascii="Times New Roman" w:hAnsi="Times New Roman"/>
+                <w:sz w:val="26"/>
+                <w:szCs w:val="26"/>
+              </w:rPr>
+              <w:t>setNgayVaoLam(</w:t>
+            </w:r>
+            <w:proofErr w:type="gramEnd"/>
+            <w:r>
+              <w:rPr>
+                <w:rFonts w:ascii="Times New Roman" w:hAnsi="Times New Roman"/>
+                <w:sz w:val="26"/>
+                <w:szCs w:val="26"/>
+              </w:rPr>
+              <w:t>datetime ngayvaolam)</w:t>
             </w:r>
           </w:p>
         </w:tc>
@@ -2897,7 +2993,7 @@
           </w:tcPr>
           <w:p>
             <w:pPr>
-              <w:pStyle w:val="oancuaDanhsach"/>
+              <w:pStyle w:val="ListParagraph"/>
               <w:tabs>
                 <w:tab w:val="center" w:pos="1701"/>
                 <w:tab w:val="center" w:pos="4536"/>
@@ -2919,7 +3015,7 @@
           </w:tcPr>
           <w:p>
             <w:pPr>
-              <w:pStyle w:val="oancuaDanhsach"/>
+              <w:pStyle w:val="ListParagraph"/>
               <w:tabs>
                 <w:tab w:val="center" w:pos="1701"/>
                 <w:tab w:val="center" w:pos="4536"/>
@@ -2993,13 +3089,23 @@
                 <w:szCs w:val="26"/>
               </w:rPr>
             </w:pPr>
-            <w:r>
-              <w:rPr>
-                <w:rFonts w:ascii="Times New Roman" w:hAnsi="Times New Roman"/>
-                <w:sz w:val="26"/>
-                <w:szCs w:val="26"/>
-              </w:rPr>
-              <w:t>setTrinhDo(string trinhdo)</w:t>
+            <w:proofErr w:type="gramStart"/>
+            <w:r>
+              <w:rPr>
+                <w:rFonts w:ascii="Times New Roman" w:hAnsi="Times New Roman"/>
+                <w:sz w:val="26"/>
+                <w:szCs w:val="26"/>
+              </w:rPr>
+              <w:t>setTrinhDo(</w:t>
+            </w:r>
+            <w:proofErr w:type="gramEnd"/>
+            <w:r>
+              <w:rPr>
+                <w:rFonts w:ascii="Times New Roman" w:hAnsi="Times New Roman"/>
+                <w:sz w:val="26"/>
+                <w:szCs w:val="26"/>
+              </w:rPr>
+              <w:t>string trinhdo)</w:t>
             </w:r>
           </w:p>
         </w:tc>
@@ -3040,7 +3146,7 @@
           </w:tcPr>
           <w:p>
             <w:pPr>
-              <w:pStyle w:val="oancuaDanhsach"/>
+              <w:pStyle w:val="ListParagraph"/>
               <w:tabs>
                 <w:tab w:val="center" w:pos="1701"/>
                 <w:tab w:val="center" w:pos="4536"/>
@@ -3062,7 +3168,7 @@
           </w:tcPr>
           <w:p>
             <w:pPr>
-              <w:pStyle w:val="oancuaDanhsach"/>
+              <w:pStyle w:val="ListParagraph"/>
               <w:tabs>
                 <w:tab w:val="center" w:pos="1701"/>
                 <w:tab w:val="center" w:pos="4536"/>
@@ -3128,13 +3234,23 @@
                 <w:szCs w:val="26"/>
               </w:rPr>
             </w:pPr>
-            <w:r>
-              <w:rPr>
-                <w:rFonts w:ascii="Times New Roman" w:hAnsi="Times New Roman"/>
-                <w:sz w:val="26"/>
-                <w:szCs w:val="26"/>
-              </w:rPr>
-              <w:t>setHeSoLuong(float hesoluong)</w:t>
+            <w:proofErr w:type="gramStart"/>
+            <w:r>
+              <w:rPr>
+                <w:rFonts w:ascii="Times New Roman" w:hAnsi="Times New Roman"/>
+                <w:sz w:val="26"/>
+                <w:szCs w:val="26"/>
+              </w:rPr>
+              <w:t>setHeSoLuong(</w:t>
+            </w:r>
+            <w:proofErr w:type="gramEnd"/>
+            <w:r>
+              <w:rPr>
+                <w:rFonts w:ascii="Times New Roman" w:hAnsi="Times New Roman"/>
+                <w:sz w:val="26"/>
+                <w:szCs w:val="26"/>
+              </w:rPr>
+              <w:t>float hesoluong)</w:t>
             </w:r>
           </w:p>
         </w:tc>
@@ -3175,7 +3291,7 @@
           </w:tcPr>
           <w:p>
             <w:pPr>
-              <w:pStyle w:val="oancuaDanhsach"/>
+              <w:pStyle w:val="ListParagraph"/>
               <w:tabs>
                 <w:tab w:val="center" w:pos="1701"/>
                 <w:tab w:val="center" w:pos="4536"/>
@@ -3205,7 +3321,7 @@
           </w:tcPr>
           <w:p>
             <w:pPr>
-              <w:pStyle w:val="oancuaDanhsach"/>
+              <w:pStyle w:val="ListParagraph"/>
               <w:tabs>
                 <w:tab w:val="center" w:pos="1701"/>
                 <w:tab w:val="center" w:pos="4536"/>
@@ -3279,13 +3395,23 @@
                 <w:szCs w:val="26"/>
               </w:rPr>
             </w:pPr>
-            <w:r>
-              <w:rPr>
-                <w:rFonts w:ascii="Times New Roman" w:hAnsi="Times New Roman"/>
-                <w:sz w:val="26"/>
-                <w:szCs w:val="26"/>
-              </w:rPr>
-              <w:t>setLuongCanBan(int luongcanban)</w:t>
+            <w:proofErr w:type="gramStart"/>
+            <w:r>
+              <w:rPr>
+                <w:rFonts w:ascii="Times New Roman" w:hAnsi="Times New Roman"/>
+                <w:sz w:val="26"/>
+                <w:szCs w:val="26"/>
+              </w:rPr>
+              <w:t>setLuongCanBan(</w:t>
+            </w:r>
+            <w:proofErr w:type="gramEnd"/>
+            <w:r>
+              <w:rPr>
+                <w:rFonts w:ascii="Times New Roman" w:hAnsi="Times New Roman"/>
+                <w:sz w:val="26"/>
+                <w:szCs w:val="26"/>
+              </w:rPr>
+              <w:t>int luongcanban)</w:t>
             </w:r>
           </w:p>
         </w:tc>
@@ -3326,7 +3452,7 @@
           </w:tcPr>
           <w:p>
             <w:pPr>
-              <w:pStyle w:val="oancuaDanhsach"/>
+              <w:pStyle w:val="ListParagraph"/>
               <w:tabs>
                 <w:tab w:val="center" w:pos="1701"/>
                 <w:tab w:val="center" w:pos="4536"/>
@@ -3356,7 +3482,7 @@
           </w:tcPr>
           <w:p>
             <w:pPr>
-              <w:pStyle w:val="oancuaDanhsach"/>
+              <w:pStyle w:val="ListParagraph"/>
               <w:tabs>
                 <w:tab w:val="center" w:pos="1701"/>
                 <w:tab w:val="center" w:pos="4536"/>
@@ -3376,7 +3502,25 @@
                 <w:sz w:val="26"/>
                 <w:szCs w:val="26"/>
               </w:rPr>
-              <w:t>Throw exception “Lương căn bản &gt;0  ” nếu tham số hesoluong không hợp lệ</w:t>
+              <w:t>Throw exception “Lương căn bản &gt;</w:t>
+            </w:r>
+            <w:proofErr w:type="gramStart"/>
+            <w:r>
+              <w:rPr>
+                <w:rFonts w:ascii="Times New Roman" w:hAnsi="Times New Roman"/>
+                <w:sz w:val="26"/>
+                <w:szCs w:val="26"/>
+              </w:rPr>
+              <w:t>0  ”</w:t>
+            </w:r>
+            <w:proofErr w:type="gramEnd"/>
+            <w:r>
+              <w:rPr>
+                <w:rFonts w:ascii="Times New Roman" w:hAnsi="Times New Roman"/>
+                <w:sz w:val="26"/>
+                <w:szCs w:val="26"/>
+              </w:rPr>
+              <w:t xml:space="preserve"> nếu tham số hesoluong không hợp lệ</w:t>
             </w:r>
           </w:p>
         </w:tc>
@@ -3470,7 +3614,7 @@
           </w:tcPr>
           <w:p>
             <w:pPr>
-              <w:pStyle w:val="oancuaDanhsach"/>
+              <w:pStyle w:val="ListParagraph"/>
               <w:numPr>
                 <w:ilvl w:val="0"/>
                 <w:numId w:val="22"/>
@@ -3499,7 +3643,7 @@
           </w:p>
           <w:p>
             <w:pPr>
-              <w:pStyle w:val="oancuaDanhsach"/>
+              <w:pStyle w:val="ListParagraph"/>
               <w:numPr>
                 <w:ilvl w:val="0"/>
                 <w:numId w:val="22"/>
@@ -3529,7 +3673,7 @@
           </w:p>
           <w:p>
             <w:pPr>
-              <w:pStyle w:val="oancuaDanhsach"/>
+              <w:pStyle w:val="ListParagraph"/>
               <w:numPr>
                 <w:ilvl w:val="0"/>
                 <w:numId w:val="22"/>
@@ -3563,7 +3707,7 @@
           </w:tcPr>
           <w:p>
             <w:pPr>
-              <w:pStyle w:val="oancuaDanhsach"/>
+              <w:pStyle w:val="ListParagraph"/>
               <w:tabs>
                 <w:tab w:val="center" w:pos="1701"/>
                 <w:tab w:val="center" w:pos="4536"/>
@@ -3637,7 +3781,27 @@
                 <w:sz w:val="26"/>
                 <w:szCs w:val="26"/>
               </w:rPr>
-              <w:t>Viết phương thức toString()</w:t>
+              <w:t xml:space="preserve">Viết phương thức </w:t>
+            </w:r>
+            <w:proofErr w:type="gramStart"/>
+            <w:r>
+              <w:rPr>
+                <w:rFonts w:ascii="Times New Roman" w:hAnsi="Times New Roman"/>
+                <w:b/>
+                <w:sz w:val="26"/>
+                <w:szCs w:val="26"/>
+              </w:rPr>
+              <w:t>toString(</w:t>
+            </w:r>
+            <w:proofErr w:type="gramEnd"/>
+            <w:r>
+              <w:rPr>
+                <w:rFonts w:ascii="Times New Roman" w:hAnsi="Times New Roman"/>
+                <w:b/>
+                <w:sz w:val="26"/>
+                <w:szCs w:val="26"/>
+              </w:rPr>
+              <w:t>)</w:t>
             </w:r>
           </w:p>
         </w:tc>
@@ -3678,7 +3842,7 @@
           </w:tcPr>
           <w:p>
             <w:pPr>
-              <w:pStyle w:val="oancuaDanhsach"/>
+              <w:pStyle w:val="ListParagraph"/>
               <w:tabs>
                 <w:tab w:val="center" w:pos="1701"/>
                 <w:tab w:val="center" w:pos="4536"/>
@@ -3700,7 +3864,7 @@
           </w:tcPr>
           <w:p>
             <w:pPr>
-              <w:pStyle w:val="oancuaDanhsach"/>
+              <w:pStyle w:val="ListParagraph"/>
               <w:tabs>
                 <w:tab w:val="center" w:pos="1701"/>
                 <w:tab w:val="center" w:pos="4536"/>
@@ -3744,7 +3908,7 @@
     </w:p>
     <w:p>
       <w:pPr>
-        <w:pStyle w:val="ThngthngWeb"/>
+        <w:pStyle w:val="NormalWeb"/>
         <w:shd w:val="clear" w:color="auto" w:fill="FFFFFF"/>
         <w:spacing w:before="180" w:beforeAutospacing="0" w:after="180" w:afterAutospacing="0" w:line="299" w:lineRule="atLeast"/>
         <w:rPr>
@@ -3782,7 +3946,7 @@
     </w:p>
     <w:p>
       <w:pPr>
-        <w:pStyle w:val="oancuaDanhsach"/>
+        <w:pStyle w:val="ListParagraph"/>
         <w:spacing w:after="120" w:line="240" w:lineRule="auto"/>
         <w:ind w:left="284"/>
         <w:jc w:val="both"/>
@@ -3812,7 +3976,7 @@
     </w:p>
     <w:p>
       <w:pPr>
-        <w:pStyle w:val="ThngthngWeb"/>
+        <w:pStyle w:val="NormalWeb"/>
         <w:shd w:val="clear" w:color="auto" w:fill="FFFFFF"/>
         <w:spacing w:before="180" w:beforeAutospacing="0" w:after="180" w:afterAutospacing="0" w:line="299" w:lineRule="atLeast"/>
         <w:rPr>
@@ -3839,7 +4003,7 @@
 </file>
 
 <file path=word/endnotes.xml><?xml version="1.0" encoding="utf-8"?>
-<w:endnotes xmlns:wpc="http://schemas.microsoft.com/office/word/2010/wordprocessingCanvas" xmlns:cx="http://schemas.microsoft.com/office/drawing/2014/chartex" xmlns:cx1="http://schemas.microsoft.com/office/drawing/2015/9/8/chartex" xmlns:cx2="http://schemas.microsoft.com/office/drawing/2015/10/21/chartex" xmlns:cx3="http://schemas.microsoft.com/office/drawing/2016/5/9/chartex" xmlns:cx4="http://schemas.microsoft.com/office/drawing/2016/5/10/chartex" xmlns:cx5="http://schemas.microsoft.com/office/drawing/2016/5/11/chartex" xmlns:cx6="http://schemas.microsoft.com/office/drawing/2016/5/12/chartex" xmlns:cx7="http://schemas.microsoft.com/office/drawing/2016/5/13/chartex" xmlns:cx8="http://schemas.microsoft.com/office/drawing/2016/5/14/chartex" xmlns:mc="http://schemas.openxmlformats.org/markup-compatibility/2006" xmlns:aink="http://schemas.microsoft.com/office/drawing/2016/ink" xmlns:am3d="http://schemas.microsoft.com/office/drawing/2017/model3d" xmlns:o="urn:schemas-microsoft-com:office:office" xmlns:oel="http://schemas.microsoft.com/office/2019/extlst" xmlns:r="http://schemas.openxmlformats.org/officeDocument/2006/relationships" xmlns:m="http://schemas.openxmlformats.org/officeDocument/2006/math" xmlns:v="urn:schemas-microsoft-com:vml" xmlns:wp14="http://schemas.microsoft.com/office/word/2010/wordprocessingDrawing" xmlns:wp="http://schemas.openxmlformats.org/drawingml/2006/wordprocessingDrawing" xmlns:w10="urn:schemas-microsoft-com:office:word" xmlns:w="http://schemas.openxmlformats.org/wordprocessingml/2006/main" xmlns:w14="http://schemas.microsoft.com/office/word/2010/wordml" xmlns:w15="http://schemas.microsoft.com/office/word/2012/wordml" xmlns:w16cex="http://schemas.microsoft.com/office/word/2018/wordml/cex" xmlns:w16cid="http://schemas.microsoft.com/office/word/2016/wordml/cid" xmlns:w16="http://schemas.microsoft.com/office/word/2018/wordml" xmlns:w16du="http://schemas.microsoft.com/office/word/2023/wordml/word16du" xmlns:w16sdtdh="http://schemas.microsoft.com/office/word/2020/wordml/sdtdatahash" xmlns:w16sdtfl="http://schemas.microsoft.com/office/word/2024/wordml/sdtformatlock" xmlns:w16se="http://schemas.microsoft.com/office/word/2015/wordml/symex" xmlns:wpg="http://schemas.microsoft.com/office/word/2010/wordprocessingGroup" xmlns:wpi="http://schemas.microsoft.com/office/word/2010/wordprocessingInk" xmlns:wne="http://schemas.microsoft.com/office/word/2006/wordml" xmlns:wps="http://schemas.microsoft.com/office/word/2010/wordprocessingShape" mc:Ignorable="w14 w15 w16se w16cid w16 w16cex w16sdtdh w16sdtfl w16du wp14">
+<w:endnotes xmlns:wpc="http://schemas.microsoft.com/office/word/2010/wordprocessingCanvas" xmlns:cx="http://schemas.microsoft.com/office/drawing/2014/chartex" xmlns:cx1="http://schemas.microsoft.com/office/drawing/2015/9/8/chartex" xmlns:cx2="http://schemas.microsoft.com/office/drawing/2015/10/21/chartex" xmlns:cx3="http://schemas.microsoft.com/office/drawing/2016/5/9/chartex" xmlns:cx4="http://schemas.microsoft.com/office/drawing/2016/5/10/chartex" xmlns:cx5="http://schemas.microsoft.com/office/drawing/2016/5/11/chartex" xmlns:cx6="http://schemas.microsoft.com/office/drawing/2016/5/12/chartex" xmlns:cx7="http://schemas.microsoft.com/office/drawing/2016/5/13/chartex" xmlns:cx8="http://schemas.microsoft.com/office/drawing/2016/5/14/chartex" xmlns:mc="http://schemas.openxmlformats.org/markup-compatibility/2006" xmlns:aink="http://schemas.microsoft.com/office/drawing/2016/ink" xmlns:am3d="http://schemas.microsoft.com/office/drawing/2017/model3d" xmlns:o="urn:schemas-microsoft-com:office:office" xmlns:oel="http://schemas.microsoft.com/office/2019/extlst" xmlns:r="http://schemas.openxmlformats.org/officeDocument/2006/relationships" xmlns:m="http://schemas.openxmlformats.org/officeDocument/2006/math" xmlns:v="urn:schemas-microsoft-com:vml" xmlns:wp14="http://schemas.microsoft.com/office/word/2010/wordprocessingDrawing" xmlns:wp="http://schemas.openxmlformats.org/drawingml/2006/wordprocessingDrawing" xmlns:w10="urn:schemas-microsoft-com:office:word" xmlns:w="http://schemas.openxmlformats.org/wordprocessingml/2006/main" xmlns:w14="http://schemas.microsoft.com/office/word/2010/wordml" xmlns:w15="http://schemas.microsoft.com/office/word/2012/wordml" xmlns:w16cex="http://schemas.microsoft.com/office/word/2018/wordml/cex" xmlns:w16cid="http://schemas.microsoft.com/office/word/2016/wordml/cid" xmlns:w16="http://schemas.microsoft.com/office/word/2018/wordml" xmlns:w16sdtdh="http://schemas.microsoft.com/office/word/2020/wordml/sdtdatahash" xmlns:w16se="http://schemas.microsoft.com/office/word/2015/wordml/symex" xmlns:wpg="http://schemas.microsoft.com/office/word/2010/wordprocessingGroup" xmlns:wpi="http://schemas.microsoft.com/office/word/2010/wordprocessingInk" xmlns:wne="http://schemas.microsoft.com/office/word/2006/wordml" xmlns:wps="http://schemas.microsoft.com/office/word/2010/wordprocessingShape" mc:Ignorable="w14 w15 w16se w16cid w16 w16cex w16sdtdh wp14">
   <w:endnote w:type="separator" w:id="-1">
     <w:p>
       <w:pPr>
@@ -3864,17 +4028,17 @@
 </file>
 
 <file path=word/footer1.xml><?xml version="1.0" encoding="utf-8"?>
-<w:ftr xmlns:wpc="http://schemas.microsoft.com/office/word/2010/wordprocessingCanvas" xmlns:cx="http://schemas.microsoft.com/office/drawing/2014/chartex" xmlns:cx1="http://schemas.microsoft.com/office/drawing/2015/9/8/chartex" xmlns:cx2="http://schemas.microsoft.com/office/drawing/2015/10/21/chartex" xmlns:cx3="http://schemas.microsoft.com/office/drawing/2016/5/9/chartex" xmlns:cx4="http://schemas.microsoft.com/office/drawing/2016/5/10/chartex" xmlns:cx5="http://schemas.microsoft.com/office/drawing/2016/5/11/chartex" xmlns:cx6="http://schemas.microsoft.com/office/drawing/2016/5/12/chartex" xmlns:cx7="http://schemas.microsoft.com/office/drawing/2016/5/13/chartex" xmlns:cx8="http://schemas.microsoft.com/office/drawing/2016/5/14/chartex" xmlns:mc="http://schemas.openxmlformats.org/markup-compatibility/2006" xmlns:aink="http://schemas.microsoft.com/office/drawing/2016/ink" xmlns:am3d="http://schemas.microsoft.com/office/drawing/2017/model3d" xmlns:o="urn:schemas-microsoft-com:office:office" xmlns:oel="http://schemas.microsoft.com/office/2019/extlst" xmlns:r="http://schemas.openxmlformats.org/officeDocument/2006/relationships" xmlns:m="http://schemas.openxmlformats.org/officeDocument/2006/math" xmlns:v="urn:schemas-microsoft-com:vml" xmlns:wp14="http://schemas.microsoft.com/office/word/2010/wordprocessingDrawing" xmlns:wp="http://schemas.openxmlformats.org/drawingml/2006/wordprocessingDrawing" xmlns:w10="urn:schemas-microsoft-com:office:word" xmlns:w="http://schemas.openxmlformats.org/wordprocessingml/2006/main" xmlns:w14="http://schemas.microsoft.com/office/word/2010/wordml" xmlns:w15="http://schemas.microsoft.com/office/word/2012/wordml" xmlns:w16cex="http://schemas.microsoft.com/office/word/2018/wordml/cex" xmlns:w16cid="http://schemas.microsoft.com/office/word/2016/wordml/cid" xmlns:w16="http://schemas.microsoft.com/office/word/2018/wordml" xmlns:w16du="http://schemas.microsoft.com/office/word/2023/wordml/word16du" xmlns:w16sdtdh="http://schemas.microsoft.com/office/word/2020/wordml/sdtdatahash" xmlns:w16sdtfl="http://schemas.microsoft.com/office/word/2024/wordml/sdtformatlock" xmlns:w16se="http://schemas.microsoft.com/office/word/2015/wordml/symex" xmlns:wpg="http://schemas.microsoft.com/office/word/2010/wordprocessingGroup" xmlns:wpi="http://schemas.microsoft.com/office/word/2010/wordprocessingInk" xmlns:wne="http://schemas.microsoft.com/office/word/2006/wordml" xmlns:wps="http://schemas.microsoft.com/office/word/2010/wordprocessingShape" mc:Ignorable="w14 w15 w16se w16cid w16 w16cex w16sdtdh w16sdtfl w16du wp14">
+<w:ftr xmlns:wpc="http://schemas.microsoft.com/office/word/2010/wordprocessingCanvas" xmlns:cx="http://schemas.microsoft.com/office/drawing/2014/chartex" xmlns:cx1="http://schemas.microsoft.com/office/drawing/2015/9/8/chartex" xmlns:cx2="http://schemas.microsoft.com/office/drawing/2015/10/21/chartex" xmlns:cx3="http://schemas.microsoft.com/office/drawing/2016/5/9/chartex" xmlns:cx4="http://schemas.microsoft.com/office/drawing/2016/5/10/chartex" xmlns:cx5="http://schemas.microsoft.com/office/drawing/2016/5/11/chartex" xmlns:cx6="http://schemas.microsoft.com/office/drawing/2016/5/12/chartex" xmlns:cx7="http://schemas.microsoft.com/office/drawing/2016/5/13/chartex" xmlns:cx8="http://schemas.microsoft.com/office/drawing/2016/5/14/chartex" xmlns:mc="http://schemas.openxmlformats.org/markup-compatibility/2006" xmlns:aink="http://schemas.microsoft.com/office/drawing/2016/ink" xmlns:am3d="http://schemas.microsoft.com/office/drawing/2017/model3d" xmlns:o="urn:schemas-microsoft-com:office:office" xmlns:oel="http://schemas.microsoft.com/office/2019/extlst" xmlns:r="http://schemas.openxmlformats.org/officeDocument/2006/relationships" xmlns:m="http://schemas.openxmlformats.org/officeDocument/2006/math" xmlns:v="urn:schemas-microsoft-com:vml" xmlns:wp14="http://schemas.microsoft.com/office/word/2010/wordprocessingDrawing" xmlns:wp="http://schemas.openxmlformats.org/drawingml/2006/wordprocessingDrawing" xmlns:w10="urn:schemas-microsoft-com:office:word" xmlns:w="http://schemas.openxmlformats.org/wordprocessingml/2006/main" xmlns:w14="http://schemas.microsoft.com/office/word/2010/wordml" xmlns:w15="http://schemas.microsoft.com/office/word/2012/wordml" xmlns:w16cex="http://schemas.microsoft.com/office/word/2018/wordml/cex" xmlns:w16cid="http://schemas.microsoft.com/office/word/2016/wordml/cid" xmlns:w16="http://schemas.microsoft.com/office/word/2018/wordml" xmlns:w16sdtdh="http://schemas.microsoft.com/office/word/2020/wordml/sdtdatahash" xmlns:w16se="http://schemas.microsoft.com/office/word/2015/wordml/symex" xmlns:wpg="http://schemas.microsoft.com/office/word/2010/wordprocessingGroup" xmlns:wpi="http://schemas.microsoft.com/office/word/2010/wordprocessingInk" xmlns:wne="http://schemas.microsoft.com/office/word/2006/wordml" xmlns:wps="http://schemas.microsoft.com/office/word/2010/wordprocessingShape" mc:Ignorable="w14 w15 w16se w16cid w16 w16cex w16sdtdh wp14">
   <w:p>
     <w:pPr>
-      <w:pStyle w:val="Chntrang"/>
+      <w:pStyle w:val="Footer"/>
     </w:pPr>
   </w:p>
 </w:ftr>
 </file>
 
 <file path=word/footer2.xml><?xml version="1.0" encoding="utf-8"?>
-<w:ftr xmlns:wpc="http://schemas.microsoft.com/office/word/2010/wordprocessingCanvas" xmlns:cx="http://schemas.microsoft.com/office/drawing/2014/chartex" xmlns:cx1="http://schemas.microsoft.com/office/drawing/2015/9/8/chartex" xmlns:cx2="http://schemas.microsoft.com/office/drawing/2015/10/21/chartex" xmlns:cx3="http://schemas.microsoft.com/office/drawing/2016/5/9/chartex" xmlns:cx4="http://schemas.microsoft.com/office/drawing/2016/5/10/chartex" xmlns:cx5="http://schemas.microsoft.com/office/drawing/2016/5/11/chartex" xmlns:cx6="http://schemas.microsoft.com/office/drawing/2016/5/12/chartex" xmlns:cx7="http://schemas.microsoft.com/office/drawing/2016/5/13/chartex" xmlns:cx8="http://schemas.microsoft.com/office/drawing/2016/5/14/chartex" xmlns:mc="http://schemas.openxmlformats.org/markup-compatibility/2006" xmlns:aink="http://schemas.microsoft.com/office/drawing/2016/ink" xmlns:am3d="http://schemas.microsoft.com/office/drawing/2017/model3d" xmlns:o="urn:schemas-microsoft-com:office:office" xmlns:oel="http://schemas.microsoft.com/office/2019/extlst" xmlns:r="http://schemas.openxmlformats.org/officeDocument/2006/relationships" xmlns:m="http://schemas.openxmlformats.org/officeDocument/2006/math" xmlns:v="urn:schemas-microsoft-com:vml" xmlns:wp14="http://schemas.microsoft.com/office/word/2010/wordprocessingDrawing" xmlns:wp="http://schemas.openxmlformats.org/drawingml/2006/wordprocessingDrawing" xmlns:w10="urn:schemas-microsoft-com:office:word" xmlns:w="http://schemas.openxmlformats.org/wordprocessingml/2006/main" xmlns:w14="http://schemas.microsoft.com/office/word/2010/wordml" xmlns:w15="http://schemas.microsoft.com/office/word/2012/wordml" xmlns:w16cex="http://schemas.microsoft.com/office/word/2018/wordml/cex" xmlns:w16cid="http://schemas.microsoft.com/office/word/2016/wordml/cid" xmlns:w16="http://schemas.microsoft.com/office/word/2018/wordml" xmlns:w16du="http://schemas.microsoft.com/office/word/2023/wordml/word16du" xmlns:w16sdtdh="http://schemas.microsoft.com/office/word/2020/wordml/sdtdatahash" xmlns:w16sdtfl="http://schemas.microsoft.com/office/word/2024/wordml/sdtformatlock" xmlns:w16se="http://schemas.microsoft.com/office/word/2015/wordml/symex" xmlns:wpg="http://schemas.microsoft.com/office/word/2010/wordprocessingGroup" xmlns:wpi="http://schemas.microsoft.com/office/word/2010/wordprocessingInk" xmlns:wne="http://schemas.microsoft.com/office/word/2006/wordml" xmlns:wps="http://schemas.microsoft.com/office/word/2010/wordprocessingShape" mc:Ignorable="w14 w15 w16se w16cid w16 w16cex w16sdtdh w16sdtfl w16du wp14">
+<w:ftr xmlns:wpc="http://schemas.microsoft.com/office/word/2010/wordprocessingCanvas" xmlns:cx="http://schemas.microsoft.com/office/drawing/2014/chartex" xmlns:cx1="http://schemas.microsoft.com/office/drawing/2015/9/8/chartex" xmlns:cx2="http://schemas.microsoft.com/office/drawing/2015/10/21/chartex" xmlns:cx3="http://schemas.microsoft.com/office/drawing/2016/5/9/chartex" xmlns:cx4="http://schemas.microsoft.com/office/drawing/2016/5/10/chartex" xmlns:cx5="http://schemas.microsoft.com/office/drawing/2016/5/11/chartex" xmlns:cx6="http://schemas.microsoft.com/office/drawing/2016/5/12/chartex" xmlns:cx7="http://schemas.microsoft.com/office/drawing/2016/5/13/chartex" xmlns:cx8="http://schemas.microsoft.com/office/drawing/2016/5/14/chartex" xmlns:mc="http://schemas.openxmlformats.org/markup-compatibility/2006" xmlns:aink="http://schemas.microsoft.com/office/drawing/2016/ink" xmlns:am3d="http://schemas.microsoft.com/office/drawing/2017/model3d" xmlns:o="urn:schemas-microsoft-com:office:office" xmlns:oel="http://schemas.microsoft.com/office/2019/extlst" xmlns:r="http://schemas.openxmlformats.org/officeDocument/2006/relationships" xmlns:m="http://schemas.openxmlformats.org/officeDocument/2006/math" xmlns:v="urn:schemas-microsoft-com:vml" xmlns:wp14="http://schemas.microsoft.com/office/word/2010/wordprocessingDrawing" xmlns:wp="http://schemas.openxmlformats.org/drawingml/2006/wordprocessingDrawing" xmlns:w10="urn:schemas-microsoft-com:office:word" xmlns:w="http://schemas.openxmlformats.org/wordprocessingml/2006/main" xmlns:w14="http://schemas.microsoft.com/office/word/2010/wordml" xmlns:w15="http://schemas.microsoft.com/office/word/2012/wordml" xmlns:w16cex="http://schemas.microsoft.com/office/word/2018/wordml/cex" xmlns:w16cid="http://schemas.microsoft.com/office/word/2016/wordml/cid" xmlns:w16="http://schemas.microsoft.com/office/word/2018/wordml" xmlns:w16sdtdh="http://schemas.microsoft.com/office/word/2020/wordml/sdtdatahash" xmlns:w16se="http://schemas.microsoft.com/office/word/2015/wordml/symex" xmlns:wpg="http://schemas.microsoft.com/office/word/2010/wordprocessingGroup" xmlns:wpi="http://schemas.microsoft.com/office/word/2010/wordprocessingInk" xmlns:wne="http://schemas.microsoft.com/office/word/2006/wordml" xmlns:wps="http://schemas.microsoft.com/office/word/2010/wordprocessingShape" mc:Ignorable="w14 w15 w16se w16cid w16 w16cex w16sdtdh wp14">
   <w:sdt>
     <w:sdtPr>
       <w:rPr>
@@ -3901,7 +4065,7 @@
     <w:sdtContent>
       <w:p>
         <w:pPr>
-          <w:pStyle w:val="Chntrang"/>
+          <w:pStyle w:val="Footer"/>
           <w:spacing w:before="60"/>
           <w:jc w:val="center"/>
         </w:pPr>
@@ -3966,7 +4130,7 @@
                 </wp:anchor>
               </w:drawing>
             </mc:Choice>
-            <mc:Fallback>
+            <mc:Fallback xmlns:w16sdtfl="http://schemas.microsoft.com/office/word/2024/wordml/sdtformatlock" xmlns:w16du="http://schemas.microsoft.com/office/word/2023/wordml/word16du">
               <w:pict>
                 <v:line w14:anchorId="1CEC50A5" id="Straight Connector 1" o:spid="_x0000_s1026" style="position:absolute;z-index:251659264;visibility:visible;mso-wrap-style:square;mso-width-percent:0;mso-wrap-distance-left:9pt;mso-wrap-distance-top:0;mso-wrap-distance-right:9pt;mso-wrap-distance-bottom:0;mso-position-horizontal:absolute;mso-position-horizontal-relative:text;mso-position-vertical:absolute;mso-position-vertical-relative:text;mso-width-percent:0;mso-width-relative:margin" from=".85pt,.5pt" to="525.25pt,.5pt" o:gfxdata="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" strokecolor="black [3200]" strokeweight=".5pt">
                   <v:stroke joinstyle="miter"/>
@@ -4146,24 +4310,24 @@
   </w:sdt>
   <w:p>
     <w:pPr>
-      <w:pStyle w:val="Chntrang"/>
+      <w:pStyle w:val="Footer"/>
     </w:pPr>
   </w:p>
 </w:ftr>
 </file>
 
 <file path=word/footer3.xml><?xml version="1.0" encoding="utf-8"?>
-<w:ftr xmlns:wpc="http://schemas.microsoft.com/office/word/2010/wordprocessingCanvas" xmlns:cx="http://schemas.microsoft.com/office/drawing/2014/chartex" xmlns:cx1="http://schemas.microsoft.com/office/drawing/2015/9/8/chartex" xmlns:cx2="http://schemas.microsoft.com/office/drawing/2015/10/21/chartex" xmlns:cx3="http://schemas.microsoft.com/office/drawing/2016/5/9/chartex" xmlns:cx4="http://schemas.microsoft.com/office/drawing/2016/5/10/chartex" xmlns:cx5="http://schemas.microsoft.com/office/drawing/2016/5/11/chartex" xmlns:cx6="http://schemas.microsoft.com/office/drawing/2016/5/12/chartex" xmlns:cx7="http://schemas.microsoft.com/office/drawing/2016/5/13/chartex" xmlns:cx8="http://schemas.microsoft.com/office/drawing/2016/5/14/chartex" xmlns:mc="http://schemas.openxmlformats.org/markup-compatibility/2006" xmlns:aink="http://schemas.microsoft.com/office/drawing/2016/ink" xmlns:am3d="http://schemas.microsoft.com/office/drawing/2017/model3d" xmlns:o="urn:schemas-microsoft-com:office:office" xmlns:oel="http://schemas.microsoft.com/office/2019/extlst" xmlns:r="http://schemas.openxmlformats.org/officeDocument/2006/relationships" xmlns:m="http://schemas.openxmlformats.org/officeDocument/2006/math" xmlns:v="urn:schemas-microsoft-com:vml" xmlns:wp14="http://schemas.microsoft.com/office/word/2010/wordprocessingDrawing" xmlns:wp="http://schemas.openxmlformats.org/drawingml/2006/wordprocessingDrawing" xmlns:w10="urn:schemas-microsoft-com:office:word" xmlns:w="http://schemas.openxmlformats.org/wordprocessingml/2006/main" xmlns:w14="http://schemas.microsoft.com/office/word/2010/wordml" xmlns:w15="http://schemas.microsoft.com/office/word/2012/wordml" xmlns:w16cex="http://schemas.microsoft.com/office/word/2018/wordml/cex" xmlns:w16cid="http://schemas.microsoft.com/office/word/2016/wordml/cid" xmlns:w16="http://schemas.microsoft.com/office/word/2018/wordml" xmlns:w16du="http://schemas.microsoft.com/office/word/2023/wordml/word16du" xmlns:w16sdtdh="http://schemas.microsoft.com/office/word/2020/wordml/sdtdatahash" xmlns:w16sdtfl="http://schemas.microsoft.com/office/word/2024/wordml/sdtformatlock" xmlns:w16se="http://schemas.microsoft.com/office/word/2015/wordml/symex" xmlns:wpg="http://schemas.microsoft.com/office/word/2010/wordprocessingGroup" xmlns:wpi="http://schemas.microsoft.com/office/word/2010/wordprocessingInk" xmlns:wne="http://schemas.microsoft.com/office/word/2006/wordml" xmlns:wps="http://schemas.microsoft.com/office/word/2010/wordprocessingShape" mc:Ignorable="w14 w15 w16se w16cid w16 w16cex w16sdtdh w16sdtfl w16du wp14">
+<w:ftr xmlns:wpc="http://schemas.microsoft.com/office/word/2010/wordprocessingCanvas" xmlns:cx="http://schemas.microsoft.com/office/drawing/2014/chartex" xmlns:cx1="http://schemas.microsoft.com/office/drawing/2015/9/8/chartex" xmlns:cx2="http://schemas.microsoft.com/office/drawing/2015/10/21/chartex" xmlns:cx3="http://schemas.microsoft.com/office/drawing/2016/5/9/chartex" xmlns:cx4="http://schemas.microsoft.com/office/drawing/2016/5/10/chartex" xmlns:cx5="http://schemas.microsoft.com/office/drawing/2016/5/11/chartex" xmlns:cx6="http://schemas.microsoft.com/office/drawing/2016/5/12/chartex" xmlns:cx7="http://schemas.microsoft.com/office/drawing/2016/5/13/chartex" xmlns:cx8="http://schemas.microsoft.com/office/drawing/2016/5/14/chartex" xmlns:mc="http://schemas.openxmlformats.org/markup-compatibility/2006" xmlns:aink="http://schemas.microsoft.com/office/drawing/2016/ink" xmlns:am3d="http://schemas.microsoft.com/office/drawing/2017/model3d" xmlns:o="urn:schemas-microsoft-com:office:office" xmlns:oel="http://schemas.microsoft.com/office/2019/extlst" xmlns:r="http://schemas.openxmlformats.org/officeDocument/2006/relationships" xmlns:m="http://schemas.openxmlformats.org/officeDocument/2006/math" xmlns:v="urn:schemas-microsoft-com:vml" xmlns:wp14="http://schemas.microsoft.com/office/word/2010/wordprocessingDrawing" xmlns:wp="http://schemas.openxmlformats.org/drawingml/2006/wordprocessingDrawing" xmlns:w10="urn:schemas-microsoft-com:office:word" xmlns:w="http://schemas.openxmlformats.org/wordprocessingml/2006/main" xmlns:w14="http://schemas.microsoft.com/office/word/2010/wordml" xmlns:w15="http://schemas.microsoft.com/office/word/2012/wordml" xmlns:w16cex="http://schemas.microsoft.com/office/word/2018/wordml/cex" xmlns:w16cid="http://schemas.microsoft.com/office/word/2016/wordml/cid" xmlns:w16="http://schemas.microsoft.com/office/word/2018/wordml" xmlns:w16sdtdh="http://schemas.microsoft.com/office/word/2020/wordml/sdtdatahash" xmlns:w16se="http://schemas.microsoft.com/office/word/2015/wordml/symex" xmlns:wpg="http://schemas.microsoft.com/office/word/2010/wordprocessingGroup" xmlns:wpi="http://schemas.microsoft.com/office/word/2010/wordprocessingInk" xmlns:wne="http://schemas.microsoft.com/office/word/2006/wordml" xmlns:wps="http://schemas.microsoft.com/office/word/2010/wordprocessingShape" mc:Ignorable="w14 w15 w16se w16cid w16 w16cex w16sdtdh wp14">
   <w:p>
     <w:pPr>
-      <w:pStyle w:val="Chntrang"/>
+      <w:pStyle w:val="Footer"/>
     </w:pPr>
   </w:p>
 </w:ftr>
 </file>
 
 <file path=word/footnotes.xml><?xml version="1.0" encoding="utf-8"?>
-<w:footnotes xmlns:wpc="http://schemas.microsoft.com/office/word/2010/wordprocessingCanvas" xmlns:cx="http://schemas.microsoft.com/office/drawing/2014/chartex" xmlns:cx1="http://schemas.microsoft.com/office/drawing/2015/9/8/chartex" xmlns:cx2="http://schemas.microsoft.com/office/drawing/2015/10/21/chartex" xmlns:cx3="http://schemas.microsoft.com/office/drawing/2016/5/9/chartex" xmlns:cx4="http://schemas.microsoft.com/office/drawing/2016/5/10/chartex" xmlns:cx5="http://schemas.microsoft.com/office/drawing/2016/5/11/chartex" xmlns:cx6="http://schemas.microsoft.com/office/drawing/2016/5/12/chartex" xmlns:cx7="http://schemas.microsoft.com/office/drawing/2016/5/13/chartex" xmlns:cx8="http://schemas.microsoft.com/office/drawing/2016/5/14/chartex" xmlns:mc="http://schemas.openxmlformats.org/markup-compatibility/2006" xmlns:aink="http://schemas.microsoft.com/office/drawing/2016/ink" xmlns:am3d="http://schemas.microsoft.com/office/drawing/2017/model3d" xmlns:o="urn:schemas-microsoft-com:office:office" xmlns:oel="http://schemas.microsoft.com/office/2019/extlst" xmlns:r="http://schemas.openxmlformats.org/officeDocument/2006/relationships" xmlns:m="http://schemas.openxmlformats.org/officeDocument/2006/math" xmlns:v="urn:schemas-microsoft-com:vml" xmlns:wp14="http://schemas.microsoft.com/office/word/2010/wordprocessingDrawing" xmlns:wp="http://schemas.openxmlformats.org/drawingml/2006/wordprocessingDrawing" xmlns:w10="urn:schemas-microsoft-com:office:word" xmlns:w="http://schemas.openxmlformats.org/wordprocessingml/2006/main" xmlns:w14="http://schemas.microsoft.com/office/word/2010/wordml" xmlns:w15="http://schemas.microsoft.com/office/word/2012/wordml" xmlns:w16cex="http://schemas.microsoft.com/office/word/2018/wordml/cex" xmlns:w16cid="http://schemas.microsoft.com/office/word/2016/wordml/cid" xmlns:w16="http://schemas.microsoft.com/office/word/2018/wordml" xmlns:w16du="http://schemas.microsoft.com/office/word/2023/wordml/word16du" xmlns:w16sdtdh="http://schemas.microsoft.com/office/word/2020/wordml/sdtdatahash" xmlns:w16sdtfl="http://schemas.microsoft.com/office/word/2024/wordml/sdtformatlock" xmlns:w16se="http://schemas.microsoft.com/office/word/2015/wordml/symex" xmlns:wpg="http://schemas.microsoft.com/office/word/2010/wordprocessingGroup" xmlns:wpi="http://schemas.microsoft.com/office/word/2010/wordprocessingInk" xmlns:wne="http://schemas.microsoft.com/office/word/2006/wordml" xmlns:wps="http://schemas.microsoft.com/office/word/2010/wordprocessingShape" mc:Ignorable="w14 w15 w16se w16cid w16 w16cex w16sdtdh w16sdtfl w16du wp14">
+<w:footnotes xmlns:wpc="http://schemas.microsoft.com/office/word/2010/wordprocessingCanvas" xmlns:cx="http://schemas.microsoft.com/office/drawing/2014/chartex" xmlns:cx1="http://schemas.microsoft.com/office/drawing/2015/9/8/chartex" xmlns:cx2="http://schemas.microsoft.com/office/drawing/2015/10/21/chartex" xmlns:cx3="http://schemas.microsoft.com/office/drawing/2016/5/9/chartex" xmlns:cx4="http://schemas.microsoft.com/office/drawing/2016/5/10/chartex" xmlns:cx5="http://schemas.microsoft.com/office/drawing/2016/5/11/chartex" xmlns:cx6="http://schemas.microsoft.com/office/drawing/2016/5/12/chartex" xmlns:cx7="http://schemas.microsoft.com/office/drawing/2016/5/13/chartex" xmlns:cx8="http://schemas.microsoft.com/office/drawing/2016/5/14/chartex" xmlns:mc="http://schemas.openxmlformats.org/markup-compatibility/2006" xmlns:aink="http://schemas.microsoft.com/office/drawing/2016/ink" xmlns:am3d="http://schemas.microsoft.com/office/drawing/2017/model3d" xmlns:o="urn:schemas-microsoft-com:office:office" xmlns:oel="http://schemas.microsoft.com/office/2019/extlst" xmlns:r="http://schemas.openxmlformats.org/officeDocument/2006/relationships" xmlns:m="http://schemas.openxmlformats.org/officeDocument/2006/math" xmlns:v="urn:schemas-microsoft-com:vml" xmlns:wp14="http://schemas.microsoft.com/office/word/2010/wordprocessingDrawing" xmlns:wp="http://schemas.openxmlformats.org/drawingml/2006/wordprocessingDrawing" xmlns:w10="urn:schemas-microsoft-com:office:word" xmlns:w="http://schemas.openxmlformats.org/wordprocessingml/2006/main" xmlns:w14="http://schemas.microsoft.com/office/word/2010/wordml" xmlns:w15="http://schemas.microsoft.com/office/word/2012/wordml" xmlns:w16cex="http://schemas.microsoft.com/office/word/2018/wordml/cex" xmlns:w16cid="http://schemas.microsoft.com/office/word/2016/wordml/cid" xmlns:w16="http://schemas.microsoft.com/office/word/2018/wordml" xmlns:w16sdtdh="http://schemas.microsoft.com/office/word/2020/wordml/sdtdatahash" xmlns:w16se="http://schemas.microsoft.com/office/word/2015/wordml/symex" xmlns:wpg="http://schemas.microsoft.com/office/word/2010/wordprocessingGroup" xmlns:wpi="http://schemas.microsoft.com/office/word/2010/wordprocessingInk" xmlns:wne="http://schemas.microsoft.com/office/word/2006/wordml" xmlns:wps="http://schemas.microsoft.com/office/word/2010/wordprocessingShape" mc:Ignorable="w14 w15 w16se w16cid w16 w16cex w16sdtdh wp14">
   <w:footnote w:type="separator" w:id="-1">
     <w:p>
       <w:pPr>
@@ -4188,37 +4352,37 @@
 </file>
 
 <file path=word/header1.xml><?xml version="1.0" encoding="utf-8"?>
-<w:hdr xmlns:wpc="http://schemas.microsoft.com/office/word/2010/wordprocessingCanvas" xmlns:cx="http://schemas.microsoft.com/office/drawing/2014/chartex" xmlns:cx1="http://schemas.microsoft.com/office/drawing/2015/9/8/chartex" xmlns:cx2="http://schemas.microsoft.com/office/drawing/2015/10/21/chartex" xmlns:cx3="http://schemas.microsoft.com/office/drawing/2016/5/9/chartex" xmlns:cx4="http://schemas.microsoft.com/office/drawing/2016/5/10/chartex" xmlns:cx5="http://schemas.microsoft.com/office/drawing/2016/5/11/chartex" xmlns:cx6="http://schemas.microsoft.com/office/drawing/2016/5/12/chartex" xmlns:cx7="http://schemas.microsoft.com/office/drawing/2016/5/13/chartex" xmlns:cx8="http://schemas.microsoft.com/office/drawing/2016/5/14/chartex" xmlns:mc="http://schemas.openxmlformats.org/markup-compatibility/2006" xmlns:aink="http://schemas.microsoft.com/office/drawing/2016/ink" xmlns:am3d="http://schemas.microsoft.com/office/drawing/2017/model3d" xmlns:o="urn:schemas-microsoft-com:office:office" xmlns:oel="http://schemas.microsoft.com/office/2019/extlst" xmlns:r="http://schemas.openxmlformats.org/officeDocument/2006/relationships" xmlns:m="http://schemas.openxmlformats.org/officeDocument/2006/math" xmlns:v="urn:schemas-microsoft-com:vml" xmlns:wp14="http://schemas.microsoft.com/office/word/2010/wordprocessingDrawing" xmlns:wp="http://schemas.openxmlformats.org/drawingml/2006/wordprocessingDrawing" xmlns:w10="urn:schemas-microsoft-com:office:word" xmlns:w="http://schemas.openxmlformats.org/wordprocessingml/2006/main" xmlns:w14="http://schemas.microsoft.com/office/word/2010/wordml" xmlns:w15="http://schemas.microsoft.com/office/word/2012/wordml" xmlns:w16cex="http://schemas.microsoft.com/office/word/2018/wordml/cex" xmlns:w16cid="http://schemas.microsoft.com/office/word/2016/wordml/cid" xmlns:w16="http://schemas.microsoft.com/office/word/2018/wordml" xmlns:w16du="http://schemas.microsoft.com/office/word/2023/wordml/word16du" xmlns:w16sdtdh="http://schemas.microsoft.com/office/word/2020/wordml/sdtdatahash" xmlns:w16sdtfl="http://schemas.microsoft.com/office/word/2024/wordml/sdtformatlock" xmlns:w16se="http://schemas.microsoft.com/office/word/2015/wordml/symex" xmlns:wpg="http://schemas.microsoft.com/office/word/2010/wordprocessingGroup" xmlns:wpi="http://schemas.microsoft.com/office/word/2010/wordprocessingInk" xmlns:wne="http://schemas.microsoft.com/office/word/2006/wordml" xmlns:wps="http://schemas.microsoft.com/office/word/2010/wordprocessingShape" mc:Ignorable="w14 w15 w16se w16cid w16 w16cex w16sdtdh w16sdtfl w16du wp14">
+<w:hdr xmlns:wpc="http://schemas.microsoft.com/office/word/2010/wordprocessingCanvas" xmlns:cx="http://schemas.microsoft.com/office/drawing/2014/chartex" xmlns:cx1="http://schemas.microsoft.com/office/drawing/2015/9/8/chartex" xmlns:cx2="http://schemas.microsoft.com/office/drawing/2015/10/21/chartex" xmlns:cx3="http://schemas.microsoft.com/office/drawing/2016/5/9/chartex" xmlns:cx4="http://schemas.microsoft.com/office/drawing/2016/5/10/chartex" xmlns:cx5="http://schemas.microsoft.com/office/drawing/2016/5/11/chartex" xmlns:cx6="http://schemas.microsoft.com/office/drawing/2016/5/12/chartex" xmlns:cx7="http://schemas.microsoft.com/office/drawing/2016/5/13/chartex" xmlns:cx8="http://schemas.microsoft.com/office/drawing/2016/5/14/chartex" xmlns:mc="http://schemas.openxmlformats.org/markup-compatibility/2006" xmlns:aink="http://schemas.microsoft.com/office/drawing/2016/ink" xmlns:am3d="http://schemas.microsoft.com/office/drawing/2017/model3d" xmlns:o="urn:schemas-microsoft-com:office:office" xmlns:oel="http://schemas.microsoft.com/office/2019/extlst" xmlns:r="http://schemas.openxmlformats.org/officeDocument/2006/relationships" xmlns:m="http://schemas.openxmlformats.org/officeDocument/2006/math" xmlns:v="urn:schemas-microsoft-com:vml" xmlns:wp14="http://schemas.microsoft.com/office/word/2010/wordprocessingDrawing" xmlns:wp="http://schemas.openxmlformats.org/drawingml/2006/wordprocessingDrawing" xmlns:w10="urn:schemas-microsoft-com:office:word" xmlns:w="http://schemas.openxmlformats.org/wordprocessingml/2006/main" xmlns:w14="http://schemas.microsoft.com/office/word/2010/wordml" xmlns:w15="http://schemas.microsoft.com/office/word/2012/wordml" xmlns:w16cex="http://schemas.microsoft.com/office/word/2018/wordml/cex" xmlns:w16cid="http://schemas.microsoft.com/office/word/2016/wordml/cid" xmlns:w16="http://schemas.microsoft.com/office/word/2018/wordml" xmlns:w16sdtdh="http://schemas.microsoft.com/office/word/2020/wordml/sdtdatahash" xmlns:w16se="http://schemas.microsoft.com/office/word/2015/wordml/symex" xmlns:wpg="http://schemas.microsoft.com/office/word/2010/wordprocessingGroup" xmlns:wpi="http://schemas.microsoft.com/office/word/2010/wordprocessingInk" xmlns:wne="http://schemas.microsoft.com/office/word/2006/wordml" xmlns:wps="http://schemas.microsoft.com/office/word/2010/wordprocessingShape" mc:Ignorable="w14 w15 w16se w16cid w16 w16cex w16sdtdh wp14">
   <w:p>
     <w:pPr>
-      <w:pStyle w:val="utrang"/>
+      <w:pStyle w:val="Header"/>
     </w:pPr>
   </w:p>
 </w:hdr>
 </file>
 
 <file path=word/header2.xml><?xml version="1.0" encoding="utf-8"?>
-<w:hdr xmlns:wpc="http://schemas.microsoft.com/office/word/2010/wordprocessingCanvas" xmlns:cx="http://schemas.microsoft.com/office/drawing/2014/chartex" xmlns:cx1="http://schemas.microsoft.com/office/drawing/2015/9/8/chartex" xmlns:cx2="http://schemas.microsoft.com/office/drawing/2015/10/21/chartex" xmlns:cx3="http://schemas.microsoft.com/office/drawing/2016/5/9/chartex" xmlns:cx4="http://schemas.microsoft.com/office/drawing/2016/5/10/chartex" xmlns:cx5="http://schemas.microsoft.com/office/drawing/2016/5/11/chartex" xmlns:cx6="http://schemas.microsoft.com/office/drawing/2016/5/12/chartex" xmlns:cx7="http://schemas.microsoft.com/office/drawing/2016/5/13/chartex" xmlns:cx8="http://schemas.microsoft.com/office/drawing/2016/5/14/chartex" xmlns:mc="http://schemas.openxmlformats.org/markup-compatibility/2006" xmlns:aink="http://schemas.microsoft.com/office/drawing/2016/ink" xmlns:am3d="http://schemas.microsoft.com/office/drawing/2017/model3d" xmlns:o="urn:schemas-microsoft-com:office:office" xmlns:oel="http://schemas.microsoft.com/office/2019/extlst" xmlns:r="http://schemas.openxmlformats.org/officeDocument/2006/relationships" xmlns:m="http://schemas.openxmlformats.org/officeDocument/2006/math" xmlns:v="urn:schemas-microsoft-com:vml" xmlns:wp14="http://schemas.microsoft.com/office/word/2010/wordprocessingDrawing" xmlns:wp="http://schemas.openxmlformats.org/drawingml/2006/wordprocessingDrawing" xmlns:w10="urn:schemas-microsoft-com:office:word" xmlns:w="http://schemas.openxmlformats.org/wordprocessingml/2006/main" xmlns:w14="http://schemas.microsoft.com/office/word/2010/wordml" xmlns:w15="http://schemas.microsoft.com/office/word/2012/wordml" xmlns:w16cex="http://schemas.microsoft.com/office/word/2018/wordml/cex" xmlns:w16cid="http://schemas.microsoft.com/office/word/2016/wordml/cid" xmlns:w16="http://schemas.microsoft.com/office/word/2018/wordml" xmlns:w16du="http://schemas.microsoft.com/office/word/2023/wordml/word16du" xmlns:w16sdtdh="http://schemas.microsoft.com/office/word/2020/wordml/sdtdatahash" xmlns:w16sdtfl="http://schemas.microsoft.com/office/word/2024/wordml/sdtformatlock" xmlns:w16se="http://schemas.microsoft.com/office/word/2015/wordml/symex" xmlns:wpg="http://schemas.microsoft.com/office/word/2010/wordprocessingGroup" xmlns:wpi="http://schemas.microsoft.com/office/word/2010/wordprocessingInk" xmlns:wne="http://schemas.microsoft.com/office/word/2006/wordml" xmlns:wps="http://schemas.microsoft.com/office/word/2010/wordprocessingShape" mc:Ignorable="w14 w15 w16se w16cid w16 w16cex w16sdtdh w16sdtfl w16du wp14">
+<w:hdr xmlns:wpc="http://schemas.microsoft.com/office/word/2010/wordprocessingCanvas" xmlns:cx="http://schemas.microsoft.com/office/drawing/2014/chartex" xmlns:cx1="http://schemas.microsoft.com/office/drawing/2015/9/8/chartex" xmlns:cx2="http://schemas.microsoft.com/office/drawing/2015/10/21/chartex" xmlns:cx3="http://schemas.microsoft.com/office/drawing/2016/5/9/chartex" xmlns:cx4="http://schemas.microsoft.com/office/drawing/2016/5/10/chartex" xmlns:cx5="http://schemas.microsoft.com/office/drawing/2016/5/11/chartex" xmlns:cx6="http://schemas.microsoft.com/office/drawing/2016/5/12/chartex" xmlns:cx7="http://schemas.microsoft.com/office/drawing/2016/5/13/chartex" xmlns:cx8="http://schemas.microsoft.com/office/drawing/2016/5/14/chartex" xmlns:mc="http://schemas.openxmlformats.org/markup-compatibility/2006" xmlns:aink="http://schemas.microsoft.com/office/drawing/2016/ink" xmlns:am3d="http://schemas.microsoft.com/office/drawing/2017/model3d" xmlns:o="urn:schemas-microsoft-com:office:office" xmlns:oel="http://schemas.microsoft.com/office/2019/extlst" xmlns:r="http://schemas.openxmlformats.org/officeDocument/2006/relationships" xmlns:m="http://schemas.openxmlformats.org/officeDocument/2006/math" xmlns:v="urn:schemas-microsoft-com:vml" xmlns:wp14="http://schemas.microsoft.com/office/word/2010/wordprocessingDrawing" xmlns:wp="http://schemas.openxmlformats.org/drawingml/2006/wordprocessingDrawing" xmlns:w10="urn:schemas-microsoft-com:office:word" xmlns:w="http://schemas.openxmlformats.org/wordprocessingml/2006/main" xmlns:w14="http://schemas.microsoft.com/office/word/2010/wordml" xmlns:w15="http://schemas.microsoft.com/office/word/2012/wordml" xmlns:w16cex="http://schemas.microsoft.com/office/word/2018/wordml/cex" xmlns:w16cid="http://schemas.microsoft.com/office/word/2016/wordml/cid" xmlns:w16="http://schemas.microsoft.com/office/word/2018/wordml" xmlns:w16sdtdh="http://schemas.microsoft.com/office/word/2020/wordml/sdtdatahash" xmlns:w16se="http://schemas.microsoft.com/office/word/2015/wordml/symex" xmlns:wpg="http://schemas.microsoft.com/office/word/2010/wordprocessingGroup" xmlns:wpi="http://schemas.microsoft.com/office/word/2010/wordprocessingInk" xmlns:wne="http://schemas.microsoft.com/office/word/2006/wordml" xmlns:wps="http://schemas.microsoft.com/office/word/2010/wordprocessingShape" mc:Ignorable="w14 w15 w16se w16cid w16 w16cex w16sdtdh wp14">
   <w:p>
     <w:pPr>
-      <w:pStyle w:val="utrang"/>
+      <w:pStyle w:val="Header"/>
     </w:pPr>
   </w:p>
 </w:hdr>
 </file>
 
 <file path=word/header3.xml><?xml version="1.0" encoding="utf-8"?>
-<w:hdr xmlns:wpc="http://schemas.microsoft.com/office/word/2010/wordprocessingCanvas" xmlns:cx="http://schemas.microsoft.com/office/drawing/2014/chartex" xmlns:cx1="http://schemas.microsoft.com/office/drawing/2015/9/8/chartex" xmlns:cx2="http://schemas.microsoft.com/office/drawing/2015/10/21/chartex" xmlns:cx3="http://schemas.microsoft.com/office/drawing/2016/5/9/chartex" xmlns:cx4="http://schemas.microsoft.com/office/drawing/2016/5/10/chartex" xmlns:cx5="http://schemas.microsoft.com/office/drawing/2016/5/11/chartex" xmlns:cx6="http://schemas.microsoft.com/office/drawing/2016/5/12/chartex" xmlns:cx7="http://schemas.microsoft.com/office/drawing/2016/5/13/chartex" xmlns:cx8="http://schemas.microsoft.com/office/drawing/2016/5/14/chartex" xmlns:mc="http://schemas.openxmlformats.org/markup-compatibility/2006" xmlns:aink="http://schemas.microsoft.com/office/drawing/2016/ink" xmlns:am3d="http://schemas.microsoft.com/office/drawing/2017/model3d" xmlns:o="urn:schemas-microsoft-com:office:office" xmlns:oel="http://schemas.microsoft.com/office/2019/extlst" xmlns:r="http://schemas.openxmlformats.org/officeDocument/2006/relationships" xmlns:m="http://schemas.openxmlformats.org/officeDocument/2006/math" xmlns:v="urn:schemas-microsoft-com:vml" xmlns:wp14="http://schemas.microsoft.com/office/word/2010/wordprocessingDrawing" xmlns:wp="http://schemas.openxmlformats.org/drawingml/2006/wordprocessingDrawing" xmlns:w10="urn:schemas-microsoft-com:office:word" xmlns:w="http://schemas.openxmlformats.org/wordprocessingml/2006/main" xmlns:w14="http://schemas.microsoft.com/office/word/2010/wordml" xmlns:w15="http://schemas.microsoft.com/office/word/2012/wordml" xmlns:w16cex="http://schemas.microsoft.com/office/word/2018/wordml/cex" xmlns:w16cid="http://schemas.microsoft.com/office/word/2016/wordml/cid" xmlns:w16="http://schemas.microsoft.com/office/word/2018/wordml" xmlns:w16du="http://schemas.microsoft.com/office/word/2023/wordml/word16du" xmlns:w16sdtdh="http://schemas.microsoft.com/office/word/2020/wordml/sdtdatahash" xmlns:w16sdtfl="http://schemas.microsoft.com/office/word/2024/wordml/sdtformatlock" xmlns:w16se="http://schemas.microsoft.com/office/word/2015/wordml/symex" xmlns:wpg="http://schemas.microsoft.com/office/word/2010/wordprocessingGroup" xmlns:wpi="http://schemas.microsoft.com/office/word/2010/wordprocessingInk" xmlns:wne="http://schemas.microsoft.com/office/word/2006/wordml" xmlns:wps="http://schemas.microsoft.com/office/word/2010/wordprocessingShape" mc:Ignorable="w14 w15 w16se w16cid w16 w16cex w16sdtdh w16sdtfl w16du wp14">
+<w:hdr xmlns:wpc="http://schemas.microsoft.com/office/word/2010/wordprocessingCanvas" xmlns:cx="http://schemas.microsoft.com/office/drawing/2014/chartex" xmlns:cx1="http://schemas.microsoft.com/office/drawing/2015/9/8/chartex" xmlns:cx2="http://schemas.microsoft.com/office/drawing/2015/10/21/chartex" xmlns:cx3="http://schemas.microsoft.com/office/drawing/2016/5/9/chartex" xmlns:cx4="http://schemas.microsoft.com/office/drawing/2016/5/10/chartex" xmlns:cx5="http://schemas.microsoft.com/office/drawing/2016/5/11/chartex" xmlns:cx6="http://schemas.microsoft.com/office/drawing/2016/5/12/chartex" xmlns:cx7="http://schemas.microsoft.com/office/drawing/2016/5/13/chartex" xmlns:cx8="http://schemas.microsoft.com/office/drawing/2016/5/14/chartex" xmlns:mc="http://schemas.openxmlformats.org/markup-compatibility/2006" xmlns:aink="http://schemas.microsoft.com/office/drawing/2016/ink" xmlns:am3d="http://schemas.microsoft.com/office/drawing/2017/model3d" xmlns:o="urn:schemas-microsoft-com:office:office" xmlns:oel="http://schemas.microsoft.com/office/2019/extlst" xmlns:r="http://schemas.openxmlformats.org/officeDocument/2006/relationships" xmlns:m="http://schemas.openxmlformats.org/officeDocument/2006/math" xmlns:v="urn:schemas-microsoft-com:vml" xmlns:wp14="http://schemas.microsoft.com/office/word/2010/wordprocessingDrawing" xmlns:wp="http://schemas.openxmlformats.org/drawingml/2006/wordprocessingDrawing" xmlns:w10="urn:schemas-microsoft-com:office:word" xmlns:w="http://schemas.openxmlformats.org/wordprocessingml/2006/main" xmlns:w14="http://schemas.microsoft.com/office/word/2010/wordml" xmlns:w15="http://schemas.microsoft.com/office/word/2012/wordml" xmlns:w16cex="http://schemas.microsoft.com/office/word/2018/wordml/cex" xmlns:w16cid="http://schemas.microsoft.com/office/word/2016/wordml/cid" xmlns:w16="http://schemas.microsoft.com/office/word/2018/wordml" xmlns:w16sdtdh="http://schemas.microsoft.com/office/word/2020/wordml/sdtdatahash" xmlns:w16se="http://schemas.microsoft.com/office/word/2015/wordml/symex" xmlns:wpg="http://schemas.microsoft.com/office/word/2010/wordprocessingGroup" xmlns:wpi="http://schemas.microsoft.com/office/word/2010/wordprocessingInk" xmlns:wne="http://schemas.microsoft.com/office/word/2006/wordml" xmlns:wps="http://schemas.microsoft.com/office/word/2010/wordprocessingShape" mc:Ignorable="w14 w15 w16se w16cid w16 w16cex w16sdtdh wp14">
   <w:p>
     <w:pPr>
-      <w:pStyle w:val="utrang"/>
+      <w:pStyle w:val="Header"/>
     </w:pPr>
   </w:p>
 </w:hdr>
 </file>
 
 <file path=word/numbering.xml><?xml version="1.0" encoding="utf-8"?>
-<w:numbering xmlns:wpc="http://schemas.microsoft.com/office/word/2010/wordprocessingCanvas" xmlns:cx="http://schemas.microsoft.com/office/drawing/2014/chartex" xmlns:cx1="http://schemas.microsoft.com/office/drawing/2015/9/8/chartex" xmlns:cx2="http://schemas.microsoft.com/office/drawing/2015/10/21/chartex" xmlns:cx3="http://schemas.microsoft.com/office/drawing/2016/5/9/chartex" xmlns:cx4="http://schemas.microsoft.com/office/drawing/2016/5/10/chartex" xmlns:cx5="http://schemas.microsoft.com/office/drawing/2016/5/11/chartex" xmlns:cx6="http://schemas.microsoft.com/office/drawing/2016/5/12/chartex" xmlns:cx7="http://schemas.microsoft.com/office/drawing/2016/5/13/chartex" xmlns:cx8="http://schemas.microsoft.com/office/drawing/2016/5/14/chartex" xmlns:mc="http://schemas.openxmlformats.org/markup-compatibility/2006" xmlns:aink="http://schemas.microsoft.com/office/drawing/2016/ink" xmlns:am3d="http://schemas.microsoft.com/office/drawing/2017/model3d" xmlns:o="urn:schemas-microsoft-com:office:office" xmlns:oel="http://schemas.microsoft.com/office/2019/extlst" xmlns:r="http://schemas.openxmlformats.org/officeDocument/2006/relationships" xmlns:m="http://schemas.openxmlformats.org/officeDocument/2006/math" xmlns:v="urn:schemas-microsoft-com:vml" xmlns:wp14="http://schemas.microsoft.com/office/word/2010/wordprocessingDrawing" xmlns:wp="http://schemas.openxmlformats.org/drawingml/2006/wordprocessingDrawing" xmlns:w10="urn:schemas-microsoft-com:office:word" xmlns:w="http://schemas.openxmlformats.org/wordprocessingml/2006/main" xmlns:w14="http://schemas.microsoft.com/office/word/2010/wordml" xmlns:w15="http://schemas.microsoft.com/office/word/2012/wordml" xmlns:w16cex="http://schemas.microsoft.com/office/word/2018/wordml/cex" xmlns:w16cid="http://schemas.microsoft.com/office/word/2016/wordml/cid" xmlns:w16="http://schemas.microsoft.com/office/word/2018/wordml" xmlns:w16du="http://schemas.microsoft.com/office/word/2023/wordml/word16du" xmlns:w16sdtdh="http://schemas.microsoft.com/office/word/2020/wordml/sdtdatahash" xmlns:w16sdtfl="http://schemas.microsoft.com/office/word/2024/wordml/sdtformatlock" xmlns:w16se="http://schemas.microsoft.com/office/word/2015/wordml/symex" xmlns:wpg="http://schemas.microsoft.com/office/word/2010/wordprocessingGroup" xmlns:wpi="http://schemas.microsoft.com/office/word/2010/wordprocessingInk" xmlns:wne="http://schemas.microsoft.com/office/word/2006/wordml" xmlns:wps="http://schemas.microsoft.com/office/word/2010/wordprocessingShape" mc:Ignorable="w14 w15 w16se w16cid w16 w16cex w16sdtdh w16sdtfl w16du wp14">
+<w:numbering xmlns:wpc="http://schemas.microsoft.com/office/word/2010/wordprocessingCanvas" xmlns:cx="http://schemas.microsoft.com/office/drawing/2014/chartex" xmlns:cx1="http://schemas.microsoft.com/office/drawing/2015/9/8/chartex" xmlns:cx2="http://schemas.microsoft.com/office/drawing/2015/10/21/chartex" xmlns:cx3="http://schemas.microsoft.com/office/drawing/2016/5/9/chartex" xmlns:cx4="http://schemas.microsoft.com/office/drawing/2016/5/10/chartex" xmlns:cx5="http://schemas.microsoft.com/office/drawing/2016/5/11/chartex" xmlns:cx6="http://schemas.microsoft.com/office/drawing/2016/5/12/chartex" xmlns:cx7="http://schemas.microsoft.com/office/drawing/2016/5/13/chartex" xmlns:cx8="http://schemas.microsoft.com/office/drawing/2016/5/14/chartex" xmlns:mc="http://schemas.openxmlformats.org/markup-compatibility/2006" xmlns:aink="http://schemas.microsoft.com/office/drawing/2016/ink" xmlns:am3d="http://schemas.microsoft.com/office/drawing/2017/model3d" xmlns:o="urn:schemas-microsoft-com:office:office" xmlns:oel="http://schemas.microsoft.com/office/2019/extlst" xmlns:r="http://schemas.openxmlformats.org/officeDocument/2006/relationships" xmlns:m="http://schemas.openxmlformats.org/officeDocument/2006/math" xmlns:v="urn:schemas-microsoft-com:vml" xmlns:wp14="http://schemas.microsoft.com/office/word/2010/wordprocessingDrawing" xmlns:wp="http://schemas.openxmlformats.org/drawingml/2006/wordprocessingDrawing" xmlns:w10="urn:schemas-microsoft-com:office:word" xmlns:w="http://schemas.openxmlformats.org/wordprocessingml/2006/main" xmlns:w14="http://schemas.microsoft.com/office/word/2010/wordml" xmlns:w15="http://schemas.microsoft.com/office/word/2012/wordml" xmlns:w16cex="http://schemas.microsoft.com/office/word/2018/wordml/cex" xmlns:w16cid="http://schemas.microsoft.com/office/word/2016/wordml/cid" xmlns:w16="http://schemas.microsoft.com/office/word/2018/wordml" xmlns:w16sdtdh="http://schemas.microsoft.com/office/word/2020/wordml/sdtdatahash" xmlns:w16se="http://schemas.microsoft.com/office/word/2015/wordml/symex" xmlns:wpg="http://schemas.microsoft.com/office/word/2010/wordprocessingGroup" xmlns:wpi="http://schemas.microsoft.com/office/word/2010/wordprocessingInk" xmlns:wne="http://schemas.microsoft.com/office/word/2006/wordml" xmlns:wps="http://schemas.microsoft.com/office/word/2010/wordprocessingShape" mc:Ignorable="w14 w15 w16se w16cid w16 w16cex w16sdtdh wp14">
   <w:abstractNum w:abstractNumId="0" w15:restartNumberingAfterBreak="0">
     <w:nsid w:val="0D1D49C0"/>
     <w:multiLevelType w:val="multilevel"/>
@@ -7045,7 +7209,7 @@
 </file>
 
 <file path=word/styles.xml><?xml version="1.0" encoding="utf-8"?>
-<w:styles xmlns:mc="http://schemas.openxmlformats.org/markup-compatibility/2006" xmlns:r="http://schemas.openxmlformats.org/officeDocument/2006/relationships" xmlns:w="http://schemas.openxmlformats.org/wordprocessingml/2006/main" xmlns:w14="http://schemas.microsoft.com/office/word/2010/wordml" xmlns:w15="http://schemas.microsoft.com/office/word/2012/wordml" xmlns:w16cex="http://schemas.microsoft.com/office/word/2018/wordml/cex" xmlns:w16cid="http://schemas.microsoft.com/office/word/2016/wordml/cid" xmlns:w16="http://schemas.microsoft.com/office/word/2018/wordml" xmlns:w16du="http://schemas.microsoft.com/office/word/2023/wordml/word16du" xmlns:w16sdtdh="http://schemas.microsoft.com/office/word/2020/wordml/sdtdatahash" xmlns:w16sdtfl="http://schemas.microsoft.com/office/word/2024/wordml/sdtformatlock" xmlns:w16se="http://schemas.microsoft.com/office/word/2015/wordml/symex" mc:Ignorable="w14 w15 w16se w16cid w16 w16cex w16sdtdh w16sdtfl w16du">
+<w:styles xmlns:mc="http://schemas.openxmlformats.org/markup-compatibility/2006" xmlns:r="http://schemas.openxmlformats.org/officeDocument/2006/relationships" xmlns:w="http://schemas.openxmlformats.org/wordprocessingml/2006/main" xmlns:w14="http://schemas.microsoft.com/office/word/2010/wordml" xmlns:w15="http://schemas.microsoft.com/office/word/2012/wordml" xmlns:w16cex="http://schemas.microsoft.com/office/word/2018/wordml/cex" xmlns:w16cid="http://schemas.microsoft.com/office/word/2016/wordml/cid" xmlns:w16="http://schemas.microsoft.com/office/word/2018/wordml" xmlns:w16sdtdh="http://schemas.microsoft.com/office/word/2020/wordml/sdtdatahash" xmlns:w16se="http://schemas.microsoft.com/office/word/2015/wordml/symex" mc:Ignorable="w14 w15 w16se w16cid w16 w16cex w16sdtdh">
   <w:docDefaults>
     <w:rPrDefault>
       <w:rPr>
@@ -7439,14 +7603,14 @@
     <w:lsdException w:name="Unresolved Mention" w:semiHidden="1" w:unhideWhenUsed="1"/>
     <w:lsdException w:name="Smart Link" w:semiHidden="1" w:unhideWhenUsed="1"/>
   </w:latentStyles>
-  <w:style w:type="paragraph" w:default="1" w:styleId="Binhthng">
+  <w:style w:type="paragraph" w:default="1" w:styleId="Normal">
     <w:name w:val="Normal"/>
     <w:qFormat/>
   </w:style>
-  <w:style w:type="paragraph" w:styleId="u3">
+  <w:style w:type="paragraph" w:styleId="Heading3">
     <w:name w:val="heading 3"/>
-    <w:basedOn w:val="Binhthng"/>
-    <w:link w:val="u3Char"/>
+    <w:basedOn w:val="Normal"/>
+    <w:link w:val="Heading3Char"/>
     <w:uiPriority w:val="9"/>
     <w:qFormat/>
     <w:rsid w:val="00376689"/>
@@ -7462,10 +7626,10 @@
       <w:szCs w:val="27"/>
     </w:rPr>
   </w:style>
-  <w:style w:type="paragraph" w:styleId="u4">
+  <w:style w:type="paragraph" w:styleId="Heading4">
     <w:name w:val="heading 4"/>
-    <w:basedOn w:val="Binhthng"/>
-    <w:link w:val="u4Char"/>
+    <w:basedOn w:val="Normal"/>
+    <w:link w:val="Heading4Char"/>
     <w:uiPriority w:val="9"/>
     <w:qFormat/>
     <w:rsid w:val="00376689"/>
@@ -7481,13 +7645,13 @@
       <w:szCs w:val="24"/>
     </w:rPr>
   </w:style>
-  <w:style w:type="character" w:default="1" w:styleId="Phngmcinhcuaoanvn">
+  <w:style w:type="character" w:default="1" w:styleId="DefaultParagraphFont">
     <w:name w:val="Default Paragraph Font"/>
     <w:uiPriority w:val="1"/>
     <w:semiHidden/>
     <w:unhideWhenUsed/>
   </w:style>
-  <w:style w:type="table" w:default="1" w:styleId="BangThngthng">
+  <w:style w:type="table" w:default="1" w:styleId="TableNormal">
     <w:name w:val="Normal Table"/>
     <w:uiPriority w:val="99"/>
     <w:semiHidden/>
@@ -7502,15 +7666,15 @@
       </w:tblCellMar>
     </w:tblPr>
   </w:style>
-  <w:style w:type="numbering" w:default="1" w:styleId="Khngco">
+  <w:style w:type="numbering" w:default="1" w:styleId="NoList">
     <w:name w:val="No List"/>
     <w:uiPriority w:val="99"/>
     <w:semiHidden/>
     <w:unhideWhenUsed/>
   </w:style>
-  <w:style w:type="paragraph" w:styleId="oancuaDanhsach">
+  <w:style w:type="paragraph" w:styleId="ListParagraph">
     <w:name w:val="List Paragraph"/>
-    <w:basedOn w:val="Binhthng"/>
+    <w:basedOn w:val="Normal"/>
     <w:uiPriority w:val="34"/>
     <w:qFormat/>
     <w:rsid w:val="00DC3842"/>
@@ -7519,9 +7683,9 @@
       <w:contextualSpacing/>
     </w:pPr>
   </w:style>
-  <w:style w:type="table" w:styleId="LiBang">
+  <w:style w:type="table" w:styleId="TableGrid">
     <w:name w:val="Table Grid"/>
-    <w:basedOn w:val="BangThngthng"/>
+    <w:basedOn w:val="TableNormal"/>
     <w:uiPriority w:val="59"/>
     <w:rsid w:val="00472CA7"/>
     <w:pPr>
@@ -7538,10 +7702,10 @@
       </w:tblBorders>
     </w:tblPr>
   </w:style>
-  <w:style w:type="paragraph" w:styleId="utrang">
+  <w:style w:type="paragraph" w:styleId="Header">
     <w:name w:val="header"/>
-    <w:basedOn w:val="Binhthng"/>
-    <w:link w:val="utrangChar"/>
+    <w:basedOn w:val="Normal"/>
+    <w:link w:val="HeaderChar"/>
     <w:uiPriority w:val="99"/>
     <w:unhideWhenUsed/>
     <w:rsid w:val="0007450D"/>
@@ -7553,17 +7717,17 @@
       <w:spacing w:after="0" w:line="240" w:lineRule="auto"/>
     </w:pPr>
   </w:style>
-  <w:style w:type="character" w:customStyle="1" w:styleId="utrangChar">
-    <w:name w:val="Đầu trang Char"/>
-    <w:basedOn w:val="Phngmcinhcuaoanvn"/>
-    <w:link w:val="utrang"/>
+  <w:style w:type="character" w:customStyle="1" w:styleId="HeaderChar">
+    <w:name w:val="Header Char"/>
+    <w:basedOn w:val="DefaultParagraphFont"/>
+    <w:link w:val="Header"/>
     <w:uiPriority w:val="99"/>
     <w:rsid w:val="0007450D"/>
   </w:style>
-  <w:style w:type="paragraph" w:styleId="Chntrang">
+  <w:style w:type="paragraph" w:styleId="Footer">
     <w:name w:val="footer"/>
-    <w:basedOn w:val="Binhthng"/>
-    <w:link w:val="ChntrangChar"/>
+    <w:basedOn w:val="Normal"/>
+    <w:link w:val="FooterChar"/>
     <w:uiPriority w:val="99"/>
     <w:unhideWhenUsed/>
     <w:rsid w:val="0007450D"/>
@@ -7575,17 +7739,17 @@
       <w:spacing w:after="0" w:line="240" w:lineRule="auto"/>
     </w:pPr>
   </w:style>
-  <w:style w:type="character" w:customStyle="1" w:styleId="ChntrangChar">
-    <w:name w:val="Chân trang Char"/>
-    <w:basedOn w:val="Phngmcinhcuaoanvn"/>
-    <w:link w:val="Chntrang"/>
+  <w:style w:type="character" w:customStyle="1" w:styleId="FooterChar">
+    <w:name w:val="Footer Char"/>
+    <w:basedOn w:val="DefaultParagraphFont"/>
+    <w:link w:val="Footer"/>
     <w:uiPriority w:val="99"/>
     <w:rsid w:val="0007450D"/>
   </w:style>
-  <w:style w:type="character" w:customStyle="1" w:styleId="u3Char">
-    <w:name w:val="Đầu đề 3 Char"/>
-    <w:basedOn w:val="Phngmcinhcuaoanvn"/>
-    <w:link w:val="u3"/>
+  <w:style w:type="character" w:customStyle="1" w:styleId="Heading3Char">
+    <w:name w:val="Heading 3 Char"/>
+    <w:basedOn w:val="DefaultParagraphFont"/>
+    <w:link w:val="Heading3"/>
     <w:uiPriority w:val="9"/>
     <w:rsid w:val="00376689"/>
     <w:rPr>
@@ -7596,10 +7760,10 @@
       <w:szCs w:val="27"/>
     </w:rPr>
   </w:style>
-  <w:style w:type="character" w:customStyle="1" w:styleId="u4Char">
-    <w:name w:val="Đầu đề 4 Char"/>
-    <w:basedOn w:val="Phngmcinhcuaoanvn"/>
-    <w:link w:val="u4"/>
+  <w:style w:type="character" w:customStyle="1" w:styleId="Heading4Char">
+    <w:name w:val="Heading 4 Char"/>
+    <w:basedOn w:val="DefaultParagraphFont"/>
+    <w:link w:val="Heading4"/>
     <w:uiPriority w:val="9"/>
     <w:rsid w:val="00376689"/>
     <w:rPr>
@@ -7610,9 +7774,9 @@
       <w:szCs w:val="24"/>
     </w:rPr>
   </w:style>
-  <w:style w:type="paragraph" w:styleId="ThngthngWeb">
+  <w:style w:type="paragraph" w:styleId="NormalWeb">
     <w:name w:val="Normal (Web)"/>
-    <w:basedOn w:val="Binhthng"/>
+    <w:basedOn w:val="Normal"/>
     <w:uiPriority w:val="99"/>
     <w:unhideWhenUsed/>
     <w:rsid w:val="00376689"/>
@@ -7627,13 +7791,13 @@
   </w:style>
   <w:style w:type="character" w:customStyle="1" w:styleId="apple-converted-space">
     <w:name w:val="apple-converted-space"/>
-    <w:basedOn w:val="Phngmcinhcuaoanvn"/>
+    <w:basedOn w:val="DefaultParagraphFont"/>
     <w:rsid w:val="00376689"/>
   </w:style>
-  <w:style w:type="paragraph" w:styleId="Chuthich">
+  <w:style w:type="paragraph" w:styleId="Caption">
     <w:name w:val="caption"/>
-    <w:basedOn w:val="Binhthng"/>
-    <w:next w:val="Binhthng"/>
+    <w:basedOn w:val="Normal"/>
+    <w:next w:val="Normal"/>
     <w:uiPriority w:val="35"/>
     <w:unhideWhenUsed/>
     <w:qFormat/>
